--- a/lessons/3-6/downloads/reveal/3.6-session-2-practice-form-a.docx
+++ b/lessons/3-6/downloads/reveal/3.6-session-2-practice-form-a.docx
@@ -15,7 +15,7 @@
         <w:rPr>
           <w:rFonts w:ascii="Avenir Next" w:hAnsi="Avenir Next" w:cs="Avenir Next" w:eastAsia="Avenir Next"/>
           <w:color w:val="1A1A1A"/>
-          <w:sz w:val="20"/>
+          <w:sz w:val="22"/>
           <w:szCs w:val="20"/>
         </w:rPr>
         <w:t xml:space="preserve">Name</w:t>
@@ -33,7 +33,7 @@
         <w:rPr>
           <w:rFonts w:ascii="Avenir Next" w:hAnsi="Avenir Next" w:cs="Avenir Next" w:eastAsia="Avenir Next"/>
           <w:color w:val="1A1A1A"/>
-          <w:sz w:val="20"/>
+          <w:sz w:val="22"/>
           <w:szCs w:val="20"/>
         </w:rPr>
         <w:t xml:space="preserve">   Date</w:t>
@@ -51,7 +51,7 @@
         <w:rPr>
           <w:rFonts w:ascii="Avenir Next" w:hAnsi="Avenir Next" w:cs="Avenir Next" w:eastAsia="Avenir Next"/>
           <w:color w:val="1A1A1A"/>
-          <w:sz w:val="20"/>
+          <w:sz w:val="22"/>
           <w:szCs w:val="20"/>
         </w:rPr>
         <w:t xml:space="preserve">   Period</w:t>
@@ -78,7 +78,7 @@
           <w:caps/>
           <w:color w:val="003A70"/>
           <w:spacing w:val="12"/>
-          <w:sz w:val="19"/>
+          <w:sz w:val="22"/>
           <w:szCs w:val="19"/>
         </w:rPr>
         <w:t xml:space="preserve">Lesson 3-6  ·  Session 2  ·  Practice  ·  Form A</w:t>
@@ -86,6 +86,7 @@
     </w:p>
     <w:p>
       <w:pPr>
+        <w:pStyle w:val="Heading1"/>
         <w:keepNext/>
         <w:spacing w:before="0" w:after="10" w:line="240" w:lineRule="auto"/>
       </w:pPr>
@@ -111,7 +112,7 @@
         <w:rPr>
           <w:rFonts w:ascii="Avenir Next" w:hAnsi="Avenir Next" w:cs="Avenir Next" w:eastAsia="Avenir Next"/>
           <w:color w:val="5A5F66"/>
-          <w:sz w:val="17"/>
+          <w:sz w:val="22"/>
           <w:szCs w:val="17"/>
         </w:rPr>
         <w:t xml:space="preserve">Learning target — I can convert between metric units by multiplying or dividing by powers of ten.</w:t>
@@ -128,7 +129,7 @@
     </w:p>
     <w:p>
       <w:pPr>
-        <w:spacing w:before="0" w:after="0" w:line="60" w:lineRule="auto"/>
+        <w:spacing w:before="0" w:after="0" w:line="50" w:lineRule="exact"/>
       </w:pPr>
     </w:p>
     <w:tbl>
@@ -167,6 +168,7 @@
           </w:tcPr>
           <w:p>
             <w:pPr>
+              <w:pStyle w:val="Heading2"/>
               <w:spacing w:before="0" w:after="40" w:line="264" w:lineRule="auto"/>
             </w:pPr>
             <w:r>
@@ -194,44 +196,44 @@
                 <w:rFonts w:ascii="Avenir Next" w:hAnsi="Avenir Next" w:cs="Avenir Next" w:eastAsia="Avenir Next"/>
                 <w:b/>
                 <w:color w:val="003A70"/>
+                <w:sz w:val="22"/>
+                <w:szCs w:val="18"/>
+              </w:rPr>
+              <w:t xml:space="preserve">•</w:t>
+            </w:r>
+            <w:r>
+              <w:rPr>
+                <w:rFonts w:ascii="Avenir Next" w:hAnsi="Avenir Next" w:cs="Avenir Next" w:eastAsia="Avenir Next"/>
+                <w:color w:val="1A1A1A"/>
                 <w:sz w:val="18"/>
                 <w:szCs w:val="18"/>
               </w:rPr>
-              <w:t xml:space="preserve">•</w:t>
-            </w:r>
-            <w:r>
-              <w:rPr>
-                <w:rFonts w:ascii="Avenir Next" w:hAnsi="Avenir Next" w:cs="Avenir Next" w:eastAsia="Avenir Next"/>
-                <w:color w:val="1A1A1A"/>
-                <w:sz w:val="18"/>
+              <w:tab/>
+            </w:r>
+            <w:r>
+              <w:rPr>
+                <w:rFonts w:ascii="Avenir Next" w:hAnsi="Avenir Next" w:cs="Avenir Next" w:eastAsia="Avenir Next"/>
+                <w:color w:val="1A1A1A"/>
+                <w:sz w:val="22"/>
                 <w:szCs w:val="18"/>
               </w:rPr>
-              <w:tab/>
-            </w:r>
-            <w:r>
-              <w:rPr>
-                <w:rFonts w:ascii="Avenir Next" w:hAnsi="Avenir Next" w:cs="Avenir Next" w:eastAsia="Avenir Next"/>
-                <w:color w:val="1A1A1A"/>
-                <w:sz w:val="18"/>
+              <w:t xml:space="preserve">Metric units use </w:t>
+            </w:r>
+            <w:r>
+              <w:rPr>
+                <w:rFonts w:ascii="Avenir Next" w:hAnsi="Avenir Next" w:cs="Avenir Next" w:eastAsia="Avenir Next"/>
+                <w:b/>
+                <w:color w:val="1A1A1A"/>
+                <w:sz w:val="22"/>
                 <w:szCs w:val="18"/>
               </w:rPr>
-              <w:t xml:space="preserve">Metric units use </w:t>
-            </w:r>
-            <w:r>
-              <w:rPr>
-                <w:rFonts w:ascii="Avenir Next" w:hAnsi="Avenir Next" w:cs="Avenir Next" w:eastAsia="Avenir Next"/>
-                <w:b/>
-                <w:color w:val="1A1A1A"/>
-                <w:sz w:val="18"/>
-                <w:szCs w:val="18"/>
-              </w:rPr>
               <w:t xml:space="preserve">powers of 10</w:t>
             </w:r>
             <w:r>
               <w:rPr>
                 <w:rFonts w:ascii="Avenir Next" w:hAnsi="Avenir Next" w:cs="Avenir Next" w:eastAsia="Avenir Next"/>
                 <w:color w:val="1A1A1A"/>
-                <w:sz w:val="18"/>
+                <w:sz w:val="22"/>
                 <w:szCs w:val="18"/>
               </w:rPr>
               <w:t xml:space="preserve">: 1 km = 1,000 m · 1 m = 100 cm · 1 cm = 10 mm · 1 kg = 1,000 g · 1 L = 1,000 mL.</w:t>
@@ -250,63 +252,63 @@
                 <w:rFonts w:ascii="Avenir Next" w:hAnsi="Avenir Next" w:cs="Avenir Next" w:eastAsia="Avenir Next"/>
                 <w:b/>
                 <w:color w:val="003A70"/>
+                <w:sz w:val="22"/>
+                <w:szCs w:val="18"/>
+              </w:rPr>
+              <w:t xml:space="preserve">•</w:t>
+            </w:r>
+            <w:r>
+              <w:rPr>
+                <w:rFonts w:ascii="Avenir Next" w:hAnsi="Avenir Next" w:cs="Avenir Next" w:eastAsia="Avenir Next"/>
+                <w:color w:val="1A1A1A"/>
                 <w:sz w:val="18"/>
                 <w:szCs w:val="18"/>
               </w:rPr>
-              <w:t xml:space="preserve">•</w:t>
-            </w:r>
-            <w:r>
-              <w:rPr>
-                <w:rFonts w:ascii="Avenir Next" w:hAnsi="Avenir Next" w:cs="Avenir Next" w:eastAsia="Avenir Next"/>
-                <w:color w:val="1A1A1A"/>
-                <w:sz w:val="18"/>
+              <w:tab/>
+            </w:r>
+            <w:r>
+              <w:rPr>
+                <w:rFonts w:ascii="Avenir Next" w:hAnsi="Avenir Next" w:cs="Avenir Next" w:eastAsia="Avenir Next"/>
+                <w:color w:val="1A1A1A"/>
+                <w:sz w:val="22"/>
                 <w:szCs w:val="18"/>
               </w:rPr>
-              <w:tab/>
-            </w:r>
-            <w:r>
-              <w:rPr>
-                <w:rFonts w:ascii="Avenir Next" w:hAnsi="Avenir Next" w:cs="Avenir Next" w:eastAsia="Avenir Next"/>
-                <w:color w:val="1A1A1A"/>
-                <w:sz w:val="18"/>
+              <w:t xml:space="preserve">Big unit to small unit: </w:t>
+            </w:r>
+            <w:r>
+              <w:rPr>
+                <w:rFonts w:ascii="Avenir Next" w:hAnsi="Avenir Next" w:cs="Avenir Next" w:eastAsia="Avenir Next"/>
+                <w:b/>
+                <w:color w:val="1A1A1A"/>
+                <w:sz w:val="22"/>
                 <w:szCs w:val="18"/>
               </w:rPr>
-              <w:t xml:space="preserve">Big unit to small unit: </w:t>
-            </w:r>
-            <w:r>
-              <w:rPr>
-                <w:rFonts w:ascii="Avenir Next" w:hAnsi="Avenir Next" w:cs="Avenir Next" w:eastAsia="Avenir Next"/>
-                <w:b/>
-                <w:color w:val="1A1A1A"/>
-                <w:sz w:val="18"/>
+              <w:t xml:space="preserve">multiply</w:t>
+            </w:r>
+            <w:r>
+              <w:rPr>
+                <w:rFonts w:ascii="Avenir Next" w:hAnsi="Avenir Next" w:cs="Avenir Next" w:eastAsia="Avenir Next"/>
+                <w:color w:val="1A1A1A"/>
+                <w:sz w:val="22"/>
                 <w:szCs w:val="18"/>
               </w:rPr>
-              <w:t xml:space="preserve">multiply</w:t>
-            </w:r>
-            <w:r>
-              <w:rPr>
-                <w:rFonts w:ascii="Avenir Next" w:hAnsi="Avenir Next" w:cs="Avenir Next" w:eastAsia="Avenir Next"/>
-                <w:color w:val="1A1A1A"/>
-                <w:sz w:val="18"/>
+              <w:t xml:space="preserve"> (3 kg = 3,000 g). Small to big: </w:t>
+            </w:r>
+            <w:r>
+              <w:rPr>
+                <w:rFonts w:ascii="Avenir Next" w:hAnsi="Avenir Next" w:cs="Avenir Next" w:eastAsia="Avenir Next"/>
+                <w:b/>
+                <w:color w:val="1A1A1A"/>
+                <w:sz w:val="22"/>
                 <w:szCs w:val="18"/>
               </w:rPr>
-              <w:t xml:space="preserve"> (3 kg = 3,000 g). Small to big: </w:t>
-            </w:r>
-            <w:r>
-              <w:rPr>
-                <w:rFonts w:ascii="Avenir Next" w:hAnsi="Avenir Next" w:cs="Avenir Next" w:eastAsia="Avenir Next"/>
-                <w:b/>
-                <w:color w:val="1A1A1A"/>
-                <w:sz w:val="18"/>
-                <w:szCs w:val="18"/>
-              </w:rPr>
               <w:t xml:space="preserve">divide</w:t>
             </w:r>
             <w:r>
               <w:rPr>
                 <w:rFonts w:ascii="Avenir Next" w:hAnsi="Avenir Next" w:cs="Avenir Next" w:eastAsia="Avenir Next"/>
                 <w:color w:val="1A1A1A"/>
-                <w:sz w:val="18"/>
+                <w:sz w:val="22"/>
                 <w:szCs w:val="18"/>
               </w:rPr>
               <w:t xml:space="preserve"> (4,000 g = 4 kg).</w:t>
@@ -325,44 +327,44 @@
                 <w:rFonts w:ascii="Avenir Next" w:hAnsi="Avenir Next" w:cs="Avenir Next" w:eastAsia="Avenir Next"/>
                 <w:b/>
                 <w:color w:val="003A70"/>
+                <w:sz w:val="22"/>
+                <w:szCs w:val="18"/>
+              </w:rPr>
+              <w:t xml:space="preserve">•</w:t>
+            </w:r>
+            <w:r>
+              <w:rPr>
+                <w:rFonts w:ascii="Avenir Next" w:hAnsi="Avenir Next" w:cs="Avenir Next" w:eastAsia="Avenir Next"/>
+                <w:color w:val="1A1A1A"/>
                 <w:sz w:val="18"/>
                 <w:szCs w:val="18"/>
               </w:rPr>
-              <w:t xml:space="preserve">•</w:t>
-            </w:r>
-            <w:r>
-              <w:rPr>
-                <w:rFonts w:ascii="Avenir Next" w:hAnsi="Avenir Next" w:cs="Avenir Next" w:eastAsia="Avenir Next"/>
-                <w:color w:val="1A1A1A"/>
-                <w:sz w:val="18"/>
+              <w:tab/>
+            </w:r>
+            <w:r>
+              <w:rPr>
+                <w:rFonts w:ascii="Avenir Next" w:hAnsi="Avenir Next" w:cs="Avenir Next" w:eastAsia="Avenir Next"/>
+                <w:color w:val="1A1A1A"/>
+                <w:sz w:val="22"/>
                 <w:szCs w:val="18"/>
               </w:rPr>
-              <w:tab/>
-            </w:r>
-            <w:r>
-              <w:rPr>
-                <w:rFonts w:ascii="Avenir Next" w:hAnsi="Avenir Next" w:cs="Avenir Next" w:eastAsia="Avenir Next"/>
-                <w:color w:val="1A1A1A"/>
-                <w:sz w:val="18"/>
+              <w:t xml:space="preserve">Make the units </w:t>
+            </w:r>
+            <w:r>
+              <w:rPr>
+                <w:rFonts w:ascii="Avenir Next" w:hAnsi="Avenir Next" w:cs="Avenir Next" w:eastAsia="Avenir Next"/>
+                <w:b/>
+                <w:color w:val="1A1A1A"/>
+                <w:sz w:val="22"/>
                 <w:szCs w:val="18"/>
               </w:rPr>
-              <w:t xml:space="preserve">Make the units </w:t>
-            </w:r>
-            <w:r>
-              <w:rPr>
-                <w:rFonts w:ascii="Avenir Next" w:hAnsi="Avenir Next" w:cs="Avenir Next" w:eastAsia="Avenir Next"/>
-                <w:b/>
-                <w:color w:val="1A1A1A"/>
-                <w:sz w:val="18"/>
-                <w:szCs w:val="18"/>
-              </w:rPr>
               <w:t xml:space="preserve">match</w:t>
             </w:r>
             <w:r>
               <w:rPr>
                 <w:rFonts w:ascii="Avenir Next" w:hAnsi="Avenir Next" w:cs="Avenir Next" w:eastAsia="Avenir Next"/>
                 <w:color w:val="1A1A1A"/>
-                <w:sz w:val="18"/>
+                <w:sz w:val="22"/>
                 <w:szCs w:val="18"/>
               </w:rPr>
               <w:t xml:space="preserve"> before you divide or compare.</w:t>
@@ -377,6 +379,7 @@
           </w:tcPr>
           <w:p>
             <w:pPr>
+              <w:pStyle w:val="Heading2"/>
               <w:spacing w:before="0" w:after="40" w:line="264" w:lineRule="auto"/>
             </w:pPr>
             <w:r>
@@ -399,7 +402,7 @@
               <w:rPr>
                 <w:rFonts w:ascii="Avenir Next" w:hAnsi="Avenir Next" w:cs="Avenir Next" w:eastAsia="Avenir Next"/>
                 <w:color w:val="1A1A1A"/>
-                <w:sz w:val="17"/>
+                <w:sz w:val="22"/>
                 <w:szCs w:val="17"/>
               </w:rPr>
               <w:t xml:space="preserve">A bag has 2.4 kg of flour. How many 300 g portions can you make?</w:t>
@@ -418,25 +421,25 @@
                 <w:rFonts w:ascii="Avenir Next" w:hAnsi="Avenir Next" w:cs="Avenir Next" w:eastAsia="Avenir Next"/>
                 <w:b/>
                 <w:color w:val="003A70"/>
+                <w:sz w:val="22"/>
+                <w:szCs w:val="17"/>
+              </w:rPr>
+              <w:t xml:space="preserve">Step 1</w:t>
+            </w:r>
+            <w:r>
+              <w:rPr>
+                <w:rFonts w:ascii="Avenir Next" w:hAnsi="Avenir Next" w:cs="Avenir Next" w:eastAsia="Avenir Next"/>
+                <w:color w:val="1A1A1A"/>
                 <w:sz w:val="17"/>
                 <w:szCs w:val="17"/>
               </w:rPr>
-              <w:t xml:space="preserve">Step 1</w:t>
-            </w:r>
-            <w:r>
-              <w:rPr>
-                <w:rFonts w:ascii="Avenir Next" w:hAnsi="Avenir Next" w:cs="Avenir Next" w:eastAsia="Avenir Next"/>
-                <w:color w:val="1A1A1A"/>
-                <w:sz w:val="17"/>
-                <w:szCs w:val="17"/>
-              </w:rPr>
               <w:tab/>
             </w:r>
             <w:r>
               <w:rPr>
                 <w:rFonts w:ascii="Avenir Next" w:hAnsi="Avenir Next" w:cs="Avenir Next" w:eastAsia="Avenir Next"/>
                 <w:color w:val="1A1A1A"/>
-                <w:sz w:val="17"/>
+                <w:sz w:val="22"/>
                 <w:szCs w:val="17"/>
               </w:rPr>
               <w:t xml:space="preserve">Match units: 2.4 × 1,000 = 2,400 g.</w:t>
@@ -455,25 +458,25 @@
                 <w:rFonts w:ascii="Avenir Next" w:hAnsi="Avenir Next" w:cs="Avenir Next" w:eastAsia="Avenir Next"/>
                 <w:b/>
                 <w:color w:val="003A70"/>
+                <w:sz w:val="22"/>
+                <w:szCs w:val="17"/>
+              </w:rPr>
+              <w:t xml:space="preserve">Step 2</w:t>
+            </w:r>
+            <w:r>
+              <w:rPr>
+                <w:rFonts w:ascii="Avenir Next" w:hAnsi="Avenir Next" w:cs="Avenir Next" w:eastAsia="Avenir Next"/>
+                <w:color w:val="1A1A1A"/>
                 <w:sz w:val="17"/>
                 <w:szCs w:val="17"/>
               </w:rPr>
-              <w:t xml:space="preserve">Step 2</w:t>
-            </w:r>
-            <w:r>
-              <w:rPr>
-                <w:rFonts w:ascii="Avenir Next" w:hAnsi="Avenir Next" w:cs="Avenir Next" w:eastAsia="Avenir Next"/>
-                <w:color w:val="1A1A1A"/>
-                <w:sz w:val="17"/>
-                <w:szCs w:val="17"/>
-              </w:rPr>
               <w:tab/>
             </w:r>
             <w:r>
               <w:rPr>
                 <w:rFonts w:ascii="Avenir Next" w:hAnsi="Avenir Next" w:cs="Avenir Next" w:eastAsia="Avenir Next"/>
                 <w:color w:val="1A1A1A"/>
-                <w:sz w:val="17"/>
+                <w:sz w:val="22"/>
                 <w:szCs w:val="17"/>
               </w:rPr>
               <w:t xml:space="preserve">Divide: 2,400 ÷ 300 = 8.</w:t>
@@ -492,25 +495,25 @@
                 <w:rFonts w:ascii="Avenir Next" w:hAnsi="Avenir Next" w:cs="Avenir Next" w:eastAsia="Avenir Next"/>
                 <w:b/>
                 <w:color w:val="003A70"/>
+                <w:sz w:val="22"/>
+                <w:szCs w:val="17"/>
+              </w:rPr>
+              <w:t xml:space="preserve">Step 3</w:t>
+            </w:r>
+            <w:r>
+              <w:rPr>
+                <w:rFonts w:ascii="Avenir Next" w:hAnsi="Avenir Next" w:cs="Avenir Next" w:eastAsia="Avenir Next"/>
+                <w:color w:val="1A1A1A"/>
                 <w:sz w:val="17"/>
                 <w:szCs w:val="17"/>
               </w:rPr>
-              <w:t xml:space="preserve">Step 3</w:t>
-            </w:r>
-            <w:r>
-              <w:rPr>
-                <w:rFonts w:ascii="Avenir Next" w:hAnsi="Avenir Next" w:cs="Avenir Next" w:eastAsia="Avenir Next"/>
-                <w:color w:val="1A1A1A"/>
-                <w:sz w:val="17"/>
-                <w:szCs w:val="17"/>
-              </w:rPr>
               <w:tab/>
             </w:r>
             <w:r>
               <w:rPr>
                 <w:rFonts w:ascii="Avenir Next" w:hAnsi="Avenir Next" w:cs="Avenir Next" w:eastAsia="Avenir Next"/>
                 <w:color w:val="1A1A1A"/>
-                <w:sz w:val="17"/>
+                <w:sz w:val="22"/>
                 <w:szCs w:val="17"/>
               </w:rPr>
               <w:t xml:space="preserve">Check: 8 × 300 = 2,400 g.</w:t>
@@ -529,18 +532,18 @@
                 <w:rFonts w:ascii="Avenir Next" w:hAnsi="Avenir Next" w:cs="Avenir Next" w:eastAsia="Avenir Next"/>
                 <w:b/>
                 <w:color w:val="1A1A1A"/>
+                <w:sz w:val="22"/>
+                <w:szCs w:val="17"/>
+              </w:rPr>
+              <w:t xml:space="preserve">Answer</w:t>
+            </w:r>
+            <w:r>
+              <w:rPr>
+                <w:rFonts w:ascii="Avenir Next" w:hAnsi="Avenir Next" w:cs="Avenir Next" w:eastAsia="Avenir Next"/>
+                <w:color w:val="1A1A1A"/>
                 <w:sz w:val="17"/>
                 <w:szCs w:val="17"/>
               </w:rPr>
-              <w:t xml:space="preserve">Answer</w:t>
-            </w:r>
-            <w:r>
-              <w:rPr>
-                <w:rFonts w:ascii="Avenir Next" w:hAnsi="Avenir Next" w:cs="Avenir Next" w:eastAsia="Avenir Next"/>
-                <w:color w:val="1A1A1A"/>
-                <w:sz w:val="17"/>
-                <w:szCs w:val="17"/>
-              </w:rPr>
               <w:tab/>
             </w:r>
             <w:r>
@@ -548,7 +551,7 @@
                 <w:rFonts w:ascii="Avenir Next" w:hAnsi="Avenir Next" w:cs="Avenir Next" w:eastAsia="Avenir Next"/>
                 <w:b/>
                 <w:color w:val="1A1A1A"/>
-                <w:sz w:val="17"/>
+                <w:sz w:val="22"/>
                 <w:szCs w:val="17"/>
               </w:rPr>
               <w:t xml:space="preserve">8 portions</w:t>
@@ -577,7 +580,7 @@
           <w:rFonts w:ascii="Avenir Next" w:hAnsi="Avenir Next" w:cs="Avenir Next" w:eastAsia="Avenir Next"/>
           <w:b/>
           <w:color w:val="1A1A1A"/>
-          <w:sz w:val="17"/>
+          <w:sz w:val="22"/>
           <w:szCs w:val="17"/>
         </w:rPr>
         <w:t xml:space="preserve">metric units</w:t>
@@ -587,7 +590,7 @@
           <w:rFonts w:ascii="Avenir Next" w:hAnsi="Avenir Next" w:cs="Avenir Next" w:eastAsia="Avenir Next"/>
           <w:i/>
           <w:color w:val="5A5F66"/>
-          <w:sz w:val="17"/>
+          <w:sz w:val="22"/>
           <w:szCs w:val="17"/>
         </w:rPr>
         <w:t xml:space="preserve"> (unidades métricas)</w:t>
@@ -596,7 +599,7 @@
         <w:rPr>
           <w:rFonts w:ascii="Avenir Next" w:hAnsi="Avenir Next" w:cs="Avenir Next" w:eastAsia="Avenir Next"/>
           <w:color w:val="5A5F66"/>
-          <w:sz w:val="17"/>
+          <w:sz w:val="22"/>
           <w:szCs w:val="17"/>
         </w:rPr>
         <w:t xml:space="preserve">   ·   </w:t>
@@ -606,7 +609,7 @@
           <w:rFonts w:ascii="Avenir Next" w:hAnsi="Avenir Next" w:cs="Avenir Next" w:eastAsia="Avenir Next"/>
           <w:b/>
           <w:color w:val="1A1A1A"/>
-          <w:sz w:val="17"/>
+          <w:sz w:val="22"/>
           <w:szCs w:val="17"/>
         </w:rPr>
         <w:t xml:space="preserve">powers of 10</w:t>
@@ -616,7 +619,7 @@
           <w:rFonts w:ascii="Avenir Next" w:hAnsi="Avenir Next" w:cs="Avenir Next" w:eastAsia="Avenir Next"/>
           <w:i/>
           <w:color w:val="5A5F66"/>
-          <w:sz w:val="17"/>
+          <w:sz w:val="22"/>
           <w:szCs w:val="17"/>
         </w:rPr>
         <w:t xml:space="preserve"> (potencias de 10)</w:t>
@@ -625,7 +628,7 @@
         <w:rPr>
           <w:rFonts w:ascii="Avenir Next" w:hAnsi="Avenir Next" w:cs="Avenir Next" w:eastAsia="Avenir Next"/>
           <w:color w:val="5A5F66"/>
-          <w:sz w:val="17"/>
+          <w:sz w:val="22"/>
           <w:szCs w:val="17"/>
         </w:rPr>
         <w:t xml:space="preserve">   ·   </w:t>
@@ -635,7 +638,7 @@
           <w:rFonts w:ascii="Avenir Next" w:hAnsi="Avenir Next" w:cs="Avenir Next" w:eastAsia="Avenir Next"/>
           <w:b/>
           <w:color w:val="1A1A1A"/>
-          <w:sz w:val="17"/>
+          <w:sz w:val="22"/>
           <w:szCs w:val="17"/>
         </w:rPr>
         <w:t xml:space="preserve">convert</w:t>
@@ -645,7 +648,7 @@
           <w:rFonts w:ascii="Avenir Next" w:hAnsi="Avenir Next" w:cs="Avenir Next" w:eastAsia="Avenir Next"/>
           <w:i/>
           <w:color w:val="5A5F66"/>
-          <w:sz w:val="17"/>
+          <w:sz w:val="22"/>
           <w:szCs w:val="17"/>
         </w:rPr>
         <w:t xml:space="preserve"> (convertir)</w:t>
@@ -653,6 +656,7 @@
     </w:p>
     <w:p>
       <w:pPr>
+        <w:pStyle w:val="Heading2"/>
         <w:keepNext/>
         <w:pBdr>
           <w:bottom w:val="single" w:sz="8" w:space="3" w:color="003A70"/>
@@ -668,7 +672,7 @@
           <w:b/>
           <w:color w:val="003A70"/>
           <w:spacing w:val="14"/>
-          <w:sz w:val="19"/>
+          <w:sz w:val="22"/>
           <w:szCs w:val="19"/>
         </w:rPr>
         <w:t xml:space="preserve">PRACTICE</w:t>
@@ -687,7 +691,7 @@
           <w:rFonts w:ascii="Avenir Next" w:hAnsi="Avenir Next" w:cs="Avenir Next" w:eastAsia="Avenir Next"/>
           <w:i/>
           <w:color w:val="5A5F66"/>
-          <w:sz w:val="17"/>
+          <w:sz w:val="22"/>
           <w:szCs w:val="17"/>
         </w:rPr>
         <w:t xml:space="preserve">show your work · label units</w:t>
@@ -695,7 +699,7 @@
     </w:p>
     <w:p>
       <w:pPr>
-        <w:spacing w:before="0" w:after="0" w:line="20" w:lineRule="exact"/>
+        <w:spacing w:before="0" w:after="0" w:line="50" w:lineRule="exact"/>
       </w:pPr>
     </w:p>
     <w:tbl>
@@ -745,25 +749,25 @@
                 <w:rFonts w:ascii="Avenir Next" w:hAnsi="Avenir Next" w:cs="Avenir Next" w:eastAsia="Avenir Next"/>
                 <w:b/>
                 <w:color w:val="1A1A1A"/>
+                <w:sz w:val="22"/>
+                <w:szCs w:val="20"/>
+              </w:rPr>
+              <w:t xml:space="preserve">1.</w:t>
+            </w:r>
+            <w:r>
+              <w:rPr>
+                <w:rFonts w:ascii="Avenir Next" w:hAnsi="Avenir Next" w:cs="Avenir Next" w:eastAsia="Avenir Next"/>
+                <w:color w:val="1A1A1A"/>
                 <w:sz w:val="20"/>
                 <w:szCs w:val="20"/>
               </w:rPr>
-              <w:t xml:space="preserve">1.</w:t>
-            </w:r>
-            <w:r>
-              <w:rPr>
-                <w:rFonts w:ascii="Avenir Next" w:hAnsi="Avenir Next" w:cs="Avenir Next" w:eastAsia="Avenir Next"/>
-                <w:color w:val="1A1A1A"/>
-                <w:sz w:val="20"/>
-                <w:szCs w:val="20"/>
-              </w:rPr>
               <w:tab/>
             </w:r>
             <w:r>
               <w:rPr>
                 <w:rFonts w:ascii="Avenir Next" w:hAnsi="Avenir Next" w:cs="Avenir Next" w:eastAsia="Avenir Next"/>
                 <w:color w:val="1A1A1A"/>
-                <w:sz w:val="20"/>
+                <w:sz w:val="22"/>
                 <w:szCs w:val="20"/>
               </w:rPr>
               <w:t xml:space="preserve">Convert each measure.</w:t>
@@ -819,25 +823,25 @@
                       <w:rFonts w:ascii="Avenir Next" w:hAnsi="Avenir Next" w:cs="Avenir Next" w:eastAsia="Avenir Next"/>
                       <w:b/>
                       <w:color w:val="003A70"/>
+                      <w:sz w:val="22"/>
+                      <w:szCs w:val="20"/>
+                    </w:rPr>
+                    <w:t xml:space="preserve">a.</w:t>
+                  </w:r>
+                  <w:r>
+                    <w:rPr>
+                      <w:rFonts w:ascii="Avenir Next" w:hAnsi="Avenir Next" w:cs="Avenir Next" w:eastAsia="Avenir Next"/>
+                      <w:color w:val="1A1A1A"/>
                       <w:sz w:val="20"/>
                       <w:szCs w:val="20"/>
                     </w:rPr>
-                    <w:t xml:space="preserve">a.</w:t>
-                  </w:r>
-                  <w:r>
-                    <w:rPr>
-                      <w:rFonts w:ascii="Avenir Next" w:hAnsi="Avenir Next" w:cs="Avenir Next" w:eastAsia="Avenir Next"/>
-                      <w:color w:val="1A1A1A"/>
-                      <w:sz w:val="20"/>
-                      <w:szCs w:val="20"/>
-                    </w:rPr>
                     <w:tab/>
                   </w:r>
                   <w:r>
                     <w:rPr>
                       <w:rFonts w:ascii="Avenir Next" w:hAnsi="Avenir Next" w:cs="Avenir Next" w:eastAsia="Avenir Next"/>
                       <w:color w:val="1A1A1A"/>
-                      <w:sz w:val="20"/>
+                      <w:sz w:val="22"/>
                       <w:szCs w:val="20"/>
                     </w:rPr>
                     <w:t xml:space="preserve">7 km =</w:t>
@@ -865,7 +869,7 @@
                     <w:rPr>
                       <w:rFonts w:ascii="Avenir Next" w:hAnsi="Avenir Next" w:cs="Avenir Next" w:eastAsia="Avenir Next"/>
                       <w:color w:val="1A1A1A"/>
-                      <w:sz w:val="20"/>
+                      <w:sz w:val="22"/>
                       <w:szCs w:val="20"/>
                     </w:rPr>
                     <w:t xml:space="preserve"> m</w:t>
@@ -890,25 +894,25 @@
                       <w:rFonts w:ascii="Avenir Next" w:hAnsi="Avenir Next" w:cs="Avenir Next" w:eastAsia="Avenir Next"/>
                       <w:b/>
                       <w:color w:val="003A70"/>
+                      <w:sz w:val="22"/>
+                      <w:szCs w:val="20"/>
+                    </w:rPr>
+                    <w:t xml:space="preserve">b.</w:t>
+                  </w:r>
+                  <w:r>
+                    <w:rPr>
+                      <w:rFonts w:ascii="Avenir Next" w:hAnsi="Avenir Next" w:cs="Avenir Next" w:eastAsia="Avenir Next"/>
+                      <w:color w:val="1A1A1A"/>
                       <w:sz w:val="20"/>
                       <w:szCs w:val="20"/>
                     </w:rPr>
-                    <w:t xml:space="preserve">b.</w:t>
-                  </w:r>
-                  <w:r>
-                    <w:rPr>
-                      <w:rFonts w:ascii="Avenir Next" w:hAnsi="Avenir Next" w:cs="Avenir Next" w:eastAsia="Avenir Next"/>
-                      <w:color w:val="1A1A1A"/>
-                      <w:sz w:val="20"/>
-                      <w:szCs w:val="20"/>
-                    </w:rPr>
                     <w:tab/>
                   </w:r>
                   <w:r>
                     <w:rPr>
                       <w:rFonts w:ascii="Avenir Next" w:hAnsi="Avenir Next" w:cs="Avenir Next" w:eastAsia="Avenir Next"/>
                       <w:color w:val="1A1A1A"/>
-                      <w:sz w:val="20"/>
+                      <w:sz w:val="22"/>
                       <w:szCs w:val="20"/>
                     </w:rPr>
                     <w:t xml:space="preserve">1,500 mL =</w:t>
@@ -936,7 +940,7 @@
                     <w:rPr>
                       <w:rFonts w:ascii="Avenir Next" w:hAnsi="Avenir Next" w:cs="Avenir Next" w:eastAsia="Avenir Next"/>
                       <w:color w:val="1A1A1A"/>
-                      <w:sz w:val="20"/>
+                      <w:sz w:val="22"/>
                       <w:szCs w:val="20"/>
                     </w:rPr>
                     <w:t xml:space="preserve"> L</w:t>
@@ -961,25 +965,25 @@
                       <w:rFonts w:ascii="Avenir Next" w:hAnsi="Avenir Next" w:cs="Avenir Next" w:eastAsia="Avenir Next"/>
                       <w:b/>
                       <w:color w:val="003A70"/>
+                      <w:sz w:val="22"/>
+                      <w:szCs w:val="20"/>
+                    </w:rPr>
+                    <w:t xml:space="preserve">c.</w:t>
+                  </w:r>
+                  <w:r>
+                    <w:rPr>
+                      <w:rFonts w:ascii="Avenir Next" w:hAnsi="Avenir Next" w:cs="Avenir Next" w:eastAsia="Avenir Next"/>
+                      <w:color w:val="1A1A1A"/>
                       <w:sz w:val="20"/>
                       <w:szCs w:val="20"/>
                     </w:rPr>
-                    <w:t xml:space="preserve">c.</w:t>
-                  </w:r>
-                  <w:r>
-                    <w:rPr>
-                      <w:rFonts w:ascii="Avenir Next" w:hAnsi="Avenir Next" w:cs="Avenir Next" w:eastAsia="Avenir Next"/>
-                      <w:color w:val="1A1A1A"/>
-                      <w:sz w:val="20"/>
-                      <w:szCs w:val="20"/>
-                    </w:rPr>
                     <w:tab/>
                   </w:r>
                   <w:r>
                     <w:rPr>
                       <w:rFonts w:ascii="Avenir Next" w:hAnsi="Avenir Next" w:cs="Avenir Next" w:eastAsia="Avenir Next"/>
                       <w:color w:val="1A1A1A"/>
-                      <w:sz w:val="20"/>
+                      <w:sz w:val="22"/>
                       <w:szCs w:val="20"/>
                     </w:rPr>
                     <w:t xml:space="preserve">3 kg =</w:t>
@@ -1007,7 +1011,7 @@
                     <w:rPr>
                       <w:rFonts w:ascii="Avenir Next" w:hAnsi="Avenir Next" w:cs="Avenir Next" w:eastAsia="Avenir Next"/>
                       <w:color w:val="1A1A1A"/>
-                      <w:sz w:val="20"/>
+                      <w:sz w:val="22"/>
                       <w:szCs w:val="20"/>
                     </w:rPr>
                     <w:t xml:space="preserve"> g</w:t>
@@ -1038,25 +1042,25 @@
                       <w:rFonts w:ascii="Avenir Next" w:hAnsi="Avenir Next" w:cs="Avenir Next" w:eastAsia="Avenir Next"/>
                       <w:b/>
                       <w:color w:val="003A70"/>
+                      <w:sz w:val="22"/>
+                      <w:szCs w:val="20"/>
+                    </w:rPr>
+                    <w:t xml:space="preserve">d.</w:t>
+                  </w:r>
+                  <w:r>
+                    <w:rPr>
+                      <w:rFonts w:ascii="Avenir Next" w:hAnsi="Avenir Next" w:cs="Avenir Next" w:eastAsia="Avenir Next"/>
+                      <w:color w:val="1A1A1A"/>
                       <w:sz w:val="20"/>
                       <w:szCs w:val="20"/>
                     </w:rPr>
-                    <w:t xml:space="preserve">d.</w:t>
-                  </w:r>
-                  <w:r>
-                    <w:rPr>
-                      <w:rFonts w:ascii="Avenir Next" w:hAnsi="Avenir Next" w:cs="Avenir Next" w:eastAsia="Avenir Next"/>
-                      <w:color w:val="1A1A1A"/>
-                      <w:sz w:val="20"/>
-                      <w:szCs w:val="20"/>
-                    </w:rPr>
                     <w:tab/>
                   </w:r>
                   <w:r>
                     <w:rPr>
                       <w:rFonts w:ascii="Avenir Next" w:hAnsi="Avenir Next" w:cs="Avenir Next" w:eastAsia="Avenir Next"/>
                       <w:color w:val="1A1A1A"/>
-                      <w:sz w:val="20"/>
+                      <w:sz w:val="22"/>
                       <w:szCs w:val="20"/>
                     </w:rPr>
                     <w:t xml:space="preserve">250 cm =</w:t>
@@ -1084,7 +1088,7 @@
                     <w:rPr>
                       <w:rFonts w:ascii="Avenir Next" w:hAnsi="Avenir Next" w:cs="Avenir Next" w:eastAsia="Avenir Next"/>
                       <w:color w:val="1A1A1A"/>
-                      <w:sz w:val="20"/>
+                      <w:sz w:val="22"/>
                       <w:szCs w:val="20"/>
                     </w:rPr>
                     <w:t xml:space="preserve"> m</w:t>
@@ -1109,25 +1113,25 @@
                       <w:rFonts w:ascii="Avenir Next" w:hAnsi="Avenir Next" w:cs="Avenir Next" w:eastAsia="Avenir Next"/>
                       <w:b/>
                       <w:color w:val="003A70"/>
+                      <w:sz w:val="22"/>
+                      <w:szCs w:val="20"/>
+                    </w:rPr>
+                    <w:t xml:space="preserve">e.</w:t>
+                  </w:r>
+                  <w:r>
+                    <w:rPr>
+                      <w:rFonts w:ascii="Avenir Next" w:hAnsi="Avenir Next" w:cs="Avenir Next" w:eastAsia="Avenir Next"/>
+                      <w:color w:val="1A1A1A"/>
                       <w:sz w:val="20"/>
                       <w:szCs w:val="20"/>
                     </w:rPr>
-                    <w:t xml:space="preserve">e.</w:t>
-                  </w:r>
-                  <w:r>
-                    <w:rPr>
-                      <w:rFonts w:ascii="Avenir Next" w:hAnsi="Avenir Next" w:cs="Avenir Next" w:eastAsia="Avenir Next"/>
-                      <w:color w:val="1A1A1A"/>
-                      <w:sz w:val="20"/>
-                      <w:szCs w:val="20"/>
-                    </w:rPr>
                     <w:tab/>
                   </w:r>
                   <w:r>
                     <w:rPr>
                       <w:rFonts w:ascii="Avenir Next" w:hAnsi="Avenir Next" w:cs="Avenir Next" w:eastAsia="Avenir Next"/>
                       <w:color w:val="1A1A1A"/>
-                      <w:sz w:val="20"/>
+                      <w:sz w:val="22"/>
                       <w:szCs w:val="20"/>
                     </w:rPr>
                     <w:t xml:space="preserve">2,450 m =</w:t>
@@ -1155,7 +1159,7 @@
                     <w:rPr>
                       <w:rFonts w:ascii="Avenir Next" w:hAnsi="Avenir Next" w:cs="Avenir Next" w:eastAsia="Avenir Next"/>
                       <w:color w:val="1A1A1A"/>
-                      <w:sz w:val="20"/>
+                      <w:sz w:val="22"/>
                       <w:szCs w:val="20"/>
                     </w:rPr>
                     <w:t xml:space="preserve"> km</w:t>
@@ -1180,25 +1184,25 @@
                       <w:rFonts w:ascii="Avenir Next" w:hAnsi="Avenir Next" w:cs="Avenir Next" w:eastAsia="Avenir Next"/>
                       <w:b/>
                       <w:color w:val="003A70"/>
+                      <w:sz w:val="22"/>
+                      <w:szCs w:val="20"/>
+                    </w:rPr>
+                    <w:t xml:space="preserve">f.</w:t>
+                  </w:r>
+                  <w:r>
+                    <w:rPr>
+                      <w:rFonts w:ascii="Avenir Next" w:hAnsi="Avenir Next" w:cs="Avenir Next" w:eastAsia="Avenir Next"/>
+                      <w:color w:val="1A1A1A"/>
                       <w:sz w:val="20"/>
                       <w:szCs w:val="20"/>
                     </w:rPr>
-                    <w:t xml:space="preserve">f.</w:t>
-                  </w:r>
-                  <w:r>
-                    <w:rPr>
-                      <w:rFonts w:ascii="Avenir Next" w:hAnsi="Avenir Next" w:cs="Avenir Next" w:eastAsia="Avenir Next"/>
-                      <w:color w:val="1A1A1A"/>
-                      <w:sz w:val="20"/>
-                      <w:szCs w:val="20"/>
-                    </w:rPr>
                     <w:tab/>
                   </w:r>
                   <w:r>
                     <w:rPr>
                       <w:rFonts w:ascii="Avenir Next" w:hAnsi="Avenir Next" w:cs="Avenir Next" w:eastAsia="Avenir Next"/>
                       <w:color w:val="1A1A1A"/>
-                      <w:sz w:val="20"/>
+                      <w:sz w:val="22"/>
                       <w:szCs w:val="20"/>
                     </w:rPr>
                     <w:t xml:space="preserve">2.5 mL =</w:t>
@@ -1226,7 +1230,7 @@
                     <w:rPr>
                       <w:rFonts w:ascii="Avenir Next" w:hAnsi="Avenir Next" w:cs="Avenir Next" w:eastAsia="Avenir Next"/>
                       <w:color w:val="1A1A1A"/>
-                      <w:sz w:val="20"/>
+                      <w:sz w:val="22"/>
                       <w:szCs w:val="20"/>
                     </w:rPr>
                     <w:t xml:space="preserve"> L</w:t>
@@ -1237,7 +1241,7 @@
           </w:tbl>
           <w:p>
             <w:pPr>
-              <w:spacing w:before="0" w:after="0" w:line="24" w:lineRule="auto"/>
+              <w:spacing w:before="0" w:after="0" w:line="50" w:lineRule="exact"/>
             </w:pPr>
           </w:p>
         </w:tc>
@@ -1245,12 +1249,12 @@
     </w:tbl>
     <w:p>
       <w:pPr>
-        <w:spacing w:before="0" w:after="0" w:line="20" w:lineRule="exact"/>
+        <w:spacing w:before="0" w:after="0" w:line="50" w:lineRule="exact"/>
       </w:pPr>
     </w:p>
     <w:p>
       <w:pPr>
-        <w:spacing w:before="0" w:after="0" w:line="20" w:lineRule="exact"/>
+        <w:spacing w:before="0" w:after="0" w:line="50" w:lineRule="exact"/>
       </w:pPr>
     </w:p>
     <w:tbl>
@@ -1300,18 +1304,18 @@
                 <w:rFonts w:ascii="Avenir Next" w:hAnsi="Avenir Next" w:cs="Avenir Next" w:eastAsia="Avenir Next"/>
                 <w:b/>
                 <w:color w:val="1A1A1A"/>
+                <w:sz w:val="22"/>
+                <w:szCs w:val="20"/>
+              </w:rPr>
+              <w:t xml:space="preserve">2.</w:t>
+            </w:r>
+            <w:r>
+              <w:rPr>
+                <w:rFonts w:ascii="Avenir Next" w:hAnsi="Avenir Next" w:cs="Avenir Next" w:eastAsia="Avenir Next"/>
+                <w:color w:val="1A1A1A"/>
                 <w:sz w:val="20"/>
                 <w:szCs w:val="20"/>
               </w:rPr>
-              <w:t xml:space="preserve">2.</w:t>
-            </w:r>
-            <w:r>
-              <w:rPr>
-                <w:rFonts w:ascii="Avenir Next" w:hAnsi="Avenir Next" w:cs="Avenir Next" w:eastAsia="Avenir Next"/>
-                <w:color w:val="1A1A1A"/>
-                <w:sz w:val="20"/>
-                <w:szCs w:val="20"/>
-              </w:rPr>
               <w:tab/>
             </w:r>
             <w:r>
@@ -1319,7 +1323,7 @@
                 <w:rFonts w:ascii="Avenir Next" w:hAnsi="Avenir Next" w:cs="Avenir Next" w:eastAsia="Avenir Next"/>
                 <w:b/>
                 <w:color w:val="1A1A1A"/>
-                <w:sz w:val="20"/>
+                <w:sz w:val="22"/>
                 <w:szCs w:val="20"/>
               </w:rPr>
               <w:t xml:space="preserve">Water Cooler.  </w:t>
@@ -1328,7 +1332,7 @@
               <w:rPr>
                 <w:rFonts w:ascii="Avenir Next" w:hAnsi="Avenir Next" w:cs="Avenir Next" w:eastAsia="Avenir Next"/>
                 <w:color w:val="1A1A1A"/>
-                <w:sz w:val="20"/>
+                <w:sz w:val="22"/>
                 <w:szCs w:val="20"/>
               </w:rPr>
               <w:t xml:space="preserve">A cooler has 4 L of water. Complete the table. How many 500 mL bottles can it fill?</w:t>
@@ -1345,7 +1349,7 @@
                 <w:rFonts w:ascii="Avenir Next" w:hAnsi="Avenir Next" w:cs="Avenir Next" w:eastAsia="Avenir Next"/>
                 <w:b/>
                 <w:color w:val="003A70"/>
-                <w:sz w:val="17"/>
+                <w:sz w:val="22"/>
                 <w:szCs w:val="17"/>
               </w:rPr>
               <w:t xml:space="preserve">Hint  </w:t>
@@ -1355,7 +1359,7 @@
                 <w:rFonts w:ascii="Avenir Next" w:hAnsi="Avenir Next" w:cs="Avenir Next" w:eastAsia="Avenir Next"/>
                 <w:i/>
                 <w:color w:val="5A5F66"/>
-                <w:sz w:val="17"/>
+                <w:sz w:val="22"/>
                 <w:szCs w:val="17"/>
               </w:rPr>
               <w:t xml:space="preserve">Divide the total milliliters by 500.</w:t>
@@ -1411,7 +1415,7 @@
                       <w:rFonts w:ascii="Avenir Next" w:hAnsi="Avenir Next" w:cs="Avenir Next" w:eastAsia="Avenir Next"/>
                       <w:b/>
                       <w:color w:val="1A1A1A"/>
-                      <w:sz w:val="19"/>
+                      <w:sz w:val="22"/>
                       <w:szCs w:val="19"/>
                     </w:rPr>
                     <w:t xml:space="preserve">Liters</w:t>
@@ -1432,7 +1436,7 @@
                     <w:rPr>
                       <w:rFonts w:ascii="Avenir Next" w:hAnsi="Avenir Next" w:cs="Avenir Next" w:eastAsia="Avenir Next"/>
                       <w:color w:val="1A1A1A"/>
-                      <w:sz w:val="19"/>
+                      <w:sz w:val="22"/>
                       <w:szCs w:val="19"/>
                     </w:rPr>
                     <w:t xml:space="preserve">1</w:t>
@@ -1453,7 +1457,7 @@
                     <w:rPr>
                       <w:rFonts w:ascii="Avenir Next" w:hAnsi="Avenir Next" w:cs="Avenir Next" w:eastAsia="Avenir Next"/>
                       <w:color w:val="1A1A1A"/>
-                      <w:sz w:val="19"/>
+                      <w:sz w:val="22"/>
                       <w:szCs w:val="19"/>
                     </w:rPr>
                     <w:t xml:space="preserve">2</w:t>
@@ -1474,7 +1478,7 @@
                     <w:rPr>
                       <w:rFonts w:ascii="Avenir Next" w:hAnsi="Avenir Next" w:cs="Avenir Next" w:eastAsia="Avenir Next"/>
                       <w:color w:val="1A1A1A"/>
-                      <w:sz w:val="19"/>
+                      <w:sz w:val="22"/>
                       <w:szCs w:val="19"/>
                     </w:rPr>
                     <w:t xml:space="preserve">3</w:t>
@@ -1495,7 +1499,7 @@
                     <w:rPr>
                       <w:rFonts w:ascii="Avenir Next" w:hAnsi="Avenir Next" w:cs="Avenir Next" w:eastAsia="Avenir Next"/>
                       <w:color w:val="1A1A1A"/>
-                      <w:sz w:val="19"/>
+                      <w:sz w:val="22"/>
                       <w:szCs w:val="19"/>
                     </w:rPr>
                     <w:t xml:space="preserve">4</w:t>
@@ -1524,7 +1528,7 @@
                       <w:rFonts w:ascii="Avenir Next" w:hAnsi="Avenir Next" w:cs="Avenir Next" w:eastAsia="Avenir Next"/>
                       <w:b/>
                       <w:color w:val="1A1A1A"/>
-                      <w:sz w:val="19"/>
+                      <w:sz w:val="22"/>
                       <w:szCs w:val="19"/>
                     </w:rPr>
                     <w:t xml:space="preserve">Milliliters</w:t>
@@ -1545,7 +1549,7 @@
                     <w:rPr>
                       <w:rFonts w:ascii="Avenir Next" w:hAnsi="Avenir Next" w:cs="Avenir Next" w:eastAsia="Avenir Next"/>
                       <w:color w:val="1A1A1A"/>
-                      <w:sz w:val="19"/>
+                      <w:sz w:val="22"/>
                       <w:szCs w:val="19"/>
                     </w:rPr>
                     <w:t xml:space="preserve">1,000</w:t>
@@ -1566,7 +1570,7 @@
                     <w:rPr>
                       <w:rFonts w:ascii="Avenir Next" w:hAnsi="Avenir Next" w:cs="Avenir Next" w:eastAsia="Avenir Next"/>
                       <w:color w:val="1A1A1A"/>
-                      <w:sz w:val="19"/>
+                      <w:sz w:val="22"/>
                       <w:szCs w:val="19"/>
                     </w:rPr>
                     <w:t xml:space="preserve">2,000</w:t>
@@ -1587,7 +1591,7 @@
                     <w:rPr>
                       <w:rFonts w:ascii="Avenir Next" w:hAnsi="Avenir Next" w:cs="Avenir Next" w:eastAsia="Avenir Next"/>
                       <w:color w:val="1A1A1A"/>
-                      <w:sz w:val="19"/>
+                      <w:sz w:val="22"/>
                       <w:szCs w:val="19"/>
                     </w:rPr>
                     <w:t xml:space="preserve">3,000</w:t>
@@ -1601,7 +1605,7 @@
                 </w:tcPr>
                 <w:p>
                   <w:pPr>
-                    <w:spacing w:before="0" w:after="0" w:line="240" w:lineRule="auto"/>
+                    <w:spacing w:before="0" w:after="0" w:line="50" w:lineRule="exact"/>
                   </w:pPr>
                 </w:p>
               </w:tc>
@@ -1620,25 +1624,25 @@
                 <w:rFonts w:ascii="Avenir Next" w:hAnsi="Avenir Next" w:cs="Avenir Next" w:eastAsia="Avenir Next"/>
                 <w:b/>
                 <w:color w:val="1A1A1A"/>
+                <w:sz w:val="22"/>
+                <w:szCs w:val="18"/>
+              </w:rPr>
+              <w:t xml:space="preserve">Answer</w:t>
+            </w:r>
+            <w:r>
+              <w:rPr>
+                <w:rFonts w:ascii="Avenir Next" w:hAnsi="Avenir Next" w:cs="Avenir Next" w:eastAsia="Avenir Next"/>
+                <w:color w:val="1A1A1A"/>
                 <w:sz w:val="18"/>
                 <w:szCs w:val="18"/>
               </w:rPr>
-              <w:t xml:space="preserve">Answer</w:t>
-            </w:r>
-            <w:r>
-              <w:rPr>
-                <w:rFonts w:ascii="Avenir Next" w:hAnsi="Avenir Next" w:cs="Avenir Next" w:eastAsia="Avenir Next"/>
-                <w:color w:val="1A1A1A"/>
-                <w:sz w:val="18"/>
-                <w:szCs w:val="18"/>
-              </w:rPr>
               <w:tab/>
             </w:r>
             <w:r>
               <w:rPr>
                 <w:rFonts w:ascii="Avenir Next" w:hAnsi="Avenir Next" w:cs="Avenir Next" w:eastAsia="Avenir Next"/>
                 <w:color w:val="1A1A1A"/>
-                <w:sz w:val="18"/>
+                <w:sz w:val="22"/>
                 <w:szCs w:val="18"/>
               </w:rPr>
               <w:t xml:space="preserve">  bottles</w:t>
@@ -1649,12 +1653,12 @@
     </w:tbl>
     <w:p>
       <w:pPr>
-        <w:spacing w:before="0" w:after="0" w:line="20" w:lineRule="exact"/>
+        <w:spacing w:before="0" w:after="0" w:line="50" w:lineRule="exact"/>
       </w:pPr>
     </w:p>
     <w:p>
       <w:pPr>
-        <w:spacing w:before="0" w:after="0" w:line="20" w:lineRule="exact"/>
+        <w:spacing w:before="0" w:after="0" w:line="50" w:lineRule="exact"/>
       </w:pPr>
     </w:p>
     <w:tbl>
@@ -1705,18 +1709,18 @@
                 <w:rFonts w:ascii="Avenir Next" w:hAnsi="Avenir Next" w:cs="Avenir Next" w:eastAsia="Avenir Next"/>
                 <w:b/>
                 <w:color w:val="1A1A1A"/>
+                <w:sz w:val="22"/>
+                <w:szCs w:val="20"/>
+              </w:rPr>
+              <w:t xml:space="preserve">3.</w:t>
+            </w:r>
+            <w:r>
+              <w:rPr>
+                <w:rFonts w:ascii="Avenir Next" w:hAnsi="Avenir Next" w:cs="Avenir Next" w:eastAsia="Avenir Next"/>
+                <w:color w:val="1A1A1A"/>
                 <w:sz w:val="20"/>
                 <w:szCs w:val="20"/>
               </w:rPr>
-              <w:t xml:space="preserve">3.</w:t>
-            </w:r>
-            <w:r>
-              <w:rPr>
-                <w:rFonts w:ascii="Avenir Next" w:hAnsi="Avenir Next" w:cs="Avenir Next" w:eastAsia="Avenir Next"/>
-                <w:color w:val="1A1A1A"/>
-                <w:sz w:val="20"/>
-                <w:szCs w:val="20"/>
-              </w:rPr>
               <w:tab/>
             </w:r>
             <w:r>
@@ -1724,7 +1728,7 @@
                 <w:rFonts w:ascii="Avenir Next" w:hAnsi="Avenir Next" w:cs="Avenir Next" w:eastAsia="Avenir Next"/>
                 <w:b/>
                 <w:color w:val="1A1A1A"/>
-                <w:sz w:val="20"/>
+                <w:sz w:val="22"/>
                 <w:szCs w:val="20"/>
               </w:rPr>
               <w:t xml:space="preserve">5K Run.  </w:t>
@@ -1733,7 +1737,7 @@
               <w:rPr>
                 <w:rFonts w:ascii="Avenir Next" w:hAnsi="Avenir Next" w:cs="Avenir Next" w:eastAsia="Avenir Next"/>
                 <w:color w:val="1A1A1A"/>
-                <w:sz w:val="20"/>
+                <w:sz w:val="22"/>
                 <w:szCs w:val="20"/>
               </w:rPr>
               <w:t xml:space="preserve">A charity race is 5 km long. (1 km = 1,000 m)</w:t>
@@ -1753,10 +1757,28 @@
                 <w:rFonts w:ascii="Avenir Next" w:hAnsi="Avenir Next" w:cs="Avenir Next" w:eastAsia="Avenir Next"/>
                 <w:b/>
                 <w:color w:val="003A70"/>
+                <w:sz w:val="22"/>
+                <w:szCs w:val="20"/>
+              </w:rPr>
+              <w:t xml:space="preserve">a.</w:t>
+            </w:r>
+            <w:r>
+              <w:rPr>
+                <w:rFonts w:ascii="Avenir Next" w:hAnsi="Avenir Next" w:cs="Avenir Next" w:eastAsia="Avenir Next"/>
+                <w:color w:val="1A1A1A"/>
                 <w:sz w:val="20"/>
                 <w:szCs w:val="20"/>
               </w:rPr>
-              <w:t xml:space="preserve">a.</w:t>
+              <w:tab/>
+            </w:r>
+            <w:r>
+              <w:rPr>
+                <w:rFonts w:ascii="Avenir Next" w:hAnsi="Avenir Next" w:cs="Avenir Next" w:eastAsia="Avenir Next"/>
+                <w:color w:val="1A1A1A"/>
+                <w:sz w:val="22"/>
+                <w:szCs w:val="20"/>
+              </w:rPr>
+              <w:t xml:space="preserve">Meters:</w:t>
             </w:r>
             <w:r>
               <w:rPr>
@@ -1765,7 +1787,7 @@
                 <w:sz w:val="20"/>
                 <w:szCs w:val="20"/>
               </w:rPr>
-              <w:tab/>
+              <w:t xml:space="preserve">  </w:t>
             </w:r>
             <w:r>
               <w:rPr>
@@ -1773,24 +1795,6 @@
                 <w:color w:val="1A1A1A"/>
                 <w:sz w:val="20"/>
                 <w:szCs w:val="20"/>
-              </w:rPr>
-              <w:t xml:space="preserve">Meters:</w:t>
-            </w:r>
-            <w:r>
-              <w:rPr>
-                <w:rFonts w:ascii="Avenir Next" w:hAnsi="Avenir Next" w:cs="Avenir Next" w:eastAsia="Avenir Next"/>
-                <w:color w:val="1A1A1A"/>
-                <w:sz w:val="20"/>
-                <w:szCs w:val="20"/>
-              </w:rPr>
-              <w:t xml:space="preserve">  </w:t>
-            </w:r>
-            <w:r>
-              <w:rPr>
-                <w:rFonts w:ascii="Avenir Next" w:hAnsi="Avenir Next" w:cs="Avenir Next" w:eastAsia="Avenir Next"/>
-                <w:color w:val="1A1A1A"/>
-                <w:sz w:val="20"/>
-                <w:szCs w:val="20"/>
                 <w:u w:val="single"/>
               </w:rPr>
               <w:t xml:space="preserve">                </w:t>
@@ -1799,7 +1803,7 @@
               <w:rPr>
                 <w:rFonts w:ascii="Avenir Next" w:hAnsi="Avenir Next" w:cs="Avenir Next" w:eastAsia="Avenir Next"/>
                 <w:color w:val="1A1A1A"/>
-                <w:sz w:val="20"/>
+                <w:sz w:val="22"/>
                 <w:szCs w:val="20"/>
               </w:rPr>
               <w:t xml:space="preserve"> m</w:t>
@@ -1819,10 +1823,28 @@
                 <w:rFonts w:ascii="Avenir Next" w:hAnsi="Avenir Next" w:cs="Avenir Next" w:eastAsia="Avenir Next"/>
                 <w:b/>
                 <w:color w:val="003A70"/>
+                <w:sz w:val="22"/>
+                <w:szCs w:val="20"/>
+              </w:rPr>
+              <w:t xml:space="preserve">b.</w:t>
+            </w:r>
+            <w:r>
+              <w:rPr>
+                <w:rFonts w:ascii="Avenir Next" w:hAnsi="Avenir Next" w:cs="Avenir Next" w:eastAsia="Avenir Next"/>
+                <w:color w:val="1A1A1A"/>
                 <w:sz w:val="20"/>
                 <w:szCs w:val="20"/>
               </w:rPr>
-              <w:t xml:space="preserve">b.</w:t>
+              <w:tab/>
+            </w:r>
+            <w:r>
+              <w:rPr>
+                <w:rFonts w:ascii="Avenir Next" w:hAnsi="Avenir Next" w:cs="Avenir Next" w:eastAsia="Avenir Next"/>
+                <w:color w:val="1A1A1A"/>
+                <w:sz w:val="22"/>
+                <w:szCs w:val="20"/>
+              </w:rPr>
+              <w:t xml:space="preserve">A runner has gone 3,200 m. Meters left:</w:t>
             </w:r>
             <w:r>
               <w:rPr>
@@ -1831,7 +1853,7 @@
                 <w:sz w:val="20"/>
                 <w:szCs w:val="20"/>
               </w:rPr>
-              <w:tab/>
+              <w:t xml:space="preserve">  </w:t>
             </w:r>
             <w:r>
               <w:rPr>
@@ -1839,24 +1861,6 @@
                 <w:color w:val="1A1A1A"/>
                 <w:sz w:val="20"/>
                 <w:szCs w:val="20"/>
-              </w:rPr>
-              <w:t xml:space="preserve">A runner has gone 3,200 m. Meters left:</w:t>
-            </w:r>
-            <w:r>
-              <w:rPr>
-                <w:rFonts w:ascii="Avenir Next" w:hAnsi="Avenir Next" w:cs="Avenir Next" w:eastAsia="Avenir Next"/>
-                <w:color w:val="1A1A1A"/>
-                <w:sz w:val="20"/>
-                <w:szCs w:val="20"/>
-              </w:rPr>
-              <w:t xml:space="preserve">  </w:t>
-            </w:r>
-            <w:r>
-              <w:rPr>
-                <w:rFonts w:ascii="Avenir Next" w:hAnsi="Avenir Next" w:cs="Avenir Next" w:eastAsia="Avenir Next"/>
-                <w:color w:val="1A1A1A"/>
-                <w:sz w:val="20"/>
-                <w:szCs w:val="20"/>
                 <w:u w:val="single"/>
               </w:rPr>
               <w:t xml:space="preserve">                </w:t>
@@ -1865,7 +1869,7 @@
               <w:rPr>
                 <w:rFonts w:ascii="Avenir Next" w:hAnsi="Avenir Next" w:cs="Avenir Next" w:eastAsia="Avenir Next"/>
                 <w:color w:val="1A1A1A"/>
-                <w:sz w:val="20"/>
+                <w:sz w:val="22"/>
                 <w:szCs w:val="20"/>
               </w:rPr>
               <w:t xml:space="preserve"> m</w:t>
@@ -1873,7 +1877,7 @@
           </w:p>
           <w:p>
             <w:pPr>
-              <w:spacing w:before="0" w:after="0" w:line="60" w:lineRule="auto"/>
+              <w:spacing w:before="0" w:after="0" w:line="50" w:lineRule="exact"/>
             </w:pPr>
           </w:p>
           <w:tbl>
@@ -1931,7 +1935,7 @@
           </w:tbl>
           <w:p>
             <w:pPr>
-              <w:spacing w:before="0" w:after="0" w:line="24" w:lineRule="auto"/>
+              <w:spacing w:before="0" w:after="0" w:line="50" w:lineRule="exact"/>
             </w:pPr>
           </w:p>
         </w:tc>
@@ -1954,18 +1958,18 @@
                 <w:rFonts w:ascii="Avenir Next" w:hAnsi="Avenir Next" w:cs="Avenir Next" w:eastAsia="Avenir Next"/>
                 <w:b/>
                 <w:color w:val="1A1A1A"/>
+                <w:sz w:val="22"/>
+                <w:szCs w:val="20"/>
+              </w:rPr>
+              <w:t xml:space="preserve">4.</w:t>
+            </w:r>
+            <w:r>
+              <w:rPr>
+                <w:rFonts w:ascii="Avenir Next" w:hAnsi="Avenir Next" w:cs="Avenir Next" w:eastAsia="Avenir Next"/>
+                <w:color w:val="1A1A1A"/>
                 <w:sz w:val="20"/>
                 <w:szCs w:val="20"/>
               </w:rPr>
-              <w:t xml:space="preserve">4.</w:t>
-            </w:r>
-            <w:r>
-              <w:rPr>
-                <w:rFonts w:ascii="Avenir Next" w:hAnsi="Avenir Next" w:cs="Avenir Next" w:eastAsia="Avenir Next"/>
-                <w:color w:val="1A1A1A"/>
-                <w:sz w:val="20"/>
-                <w:szCs w:val="20"/>
-              </w:rPr>
               <w:tab/>
             </w:r>
             <w:r>
@@ -1973,7 +1977,7 @@
                 <w:rFonts w:ascii="Avenir Next" w:hAnsi="Avenir Next" w:cs="Avenir Next" w:eastAsia="Avenir Next"/>
                 <w:b/>
                 <w:color w:val="1A1A1A"/>
-                <w:sz w:val="20"/>
+                <w:sz w:val="22"/>
                 <w:szCs w:val="20"/>
               </w:rPr>
               <w:t xml:space="preserve">Lab Mass.  </w:t>
@@ -1982,7 +1986,7 @@
               <w:rPr>
                 <w:rFonts w:ascii="Avenir Next" w:hAnsi="Avenir Next" w:cs="Avenir Next" w:eastAsia="Avenir Next"/>
                 <w:color w:val="1A1A1A"/>
-                <w:sz w:val="20"/>
+                <w:sz w:val="22"/>
                 <w:szCs w:val="20"/>
               </w:rPr>
               <w:t xml:space="preserve">A student measures 350 g of salt. (1 g = 1,000 mg, 1 kg = 1,000 g)</w:t>
@@ -2002,10 +2006,28 @@
                 <w:rFonts w:ascii="Avenir Next" w:hAnsi="Avenir Next" w:cs="Avenir Next" w:eastAsia="Avenir Next"/>
                 <w:b/>
                 <w:color w:val="003A70"/>
+                <w:sz w:val="22"/>
+                <w:szCs w:val="20"/>
+              </w:rPr>
+              <w:t xml:space="preserve">a.</w:t>
+            </w:r>
+            <w:r>
+              <w:rPr>
+                <w:rFonts w:ascii="Avenir Next" w:hAnsi="Avenir Next" w:cs="Avenir Next" w:eastAsia="Avenir Next"/>
+                <w:color w:val="1A1A1A"/>
                 <w:sz w:val="20"/>
                 <w:szCs w:val="20"/>
               </w:rPr>
-              <w:t xml:space="preserve">a.</w:t>
+              <w:tab/>
+            </w:r>
+            <w:r>
+              <w:rPr>
+                <w:rFonts w:ascii="Avenir Next" w:hAnsi="Avenir Next" w:cs="Avenir Next" w:eastAsia="Avenir Next"/>
+                <w:color w:val="1A1A1A"/>
+                <w:sz w:val="22"/>
+                <w:szCs w:val="20"/>
+              </w:rPr>
+              <w:t xml:space="preserve">Milligrams:</w:t>
             </w:r>
             <w:r>
               <w:rPr>
@@ -2014,7 +2036,7 @@
                 <w:sz w:val="20"/>
                 <w:szCs w:val="20"/>
               </w:rPr>
-              <w:tab/>
+              <w:t xml:space="preserve">  </w:t>
             </w:r>
             <w:r>
               <w:rPr>
@@ -2022,24 +2044,6 @@
                 <w:color w:val="1A1A1A"/>
                 <w:sz w:val="20"/>
                 <w:szCs w:val="20"/>
-              </w:rPr>
-              <w:t xml:space="preserve">Milligrams:</w:t>
-            </w:r>
-            <w:r>
-              <w:rPr>
-                <w:rFonts w:ascii="Avenir Next" w:hAnsi="Avenir Next" w:cs="Avenir Next" w:eastAsia="Avenir Next"/>
-                <w:color w:val="1A1A1A"/>
-                <w:sz w:val="20"/>
-                <w:szCs w:val="20"/>
-              </w:rPr>
-              <w:t xml:space="preserve">  </w:t>
-            </w:r>
-            <w:r>
-              <w:rPr>
-                <w:rFonts w:ascii="Avenir Next" w:hAnsi="Avenir Next" w:cs="Avenir Next" w:eastAsia="Avenir Next"/>
-                <w:color w:val="1A1A1A"/>
-                <w:sz w:val="20"/>
-                <w:szCs w:val="20"/>
                 <w:u w:val="single"/>
               </w:rPr>
               <w:t xml:space="preserve">                </w:t>
@@ -2048,7 +2052,7 @@
               <w:rPr>
                 <w:rFonts w:ascii="Avenir Next" w:hAnsi="Avenir Next" w:cs="Avenir Next" w:eastAsia="Avenir Next"/>
                 <w:color w:val="1A1A1A"/>
-                <w:sz w:val="20"/>
+                <w:sz w:val="22"/>
                 <w:szCs w:val="20"/>
               </w:rPr>
               <w:t xml:space="preserve"> mg</w:t>
@@ -2068,10 +2072,28 @@
                 <w:rFonts w:ascii="Avenir Next" w:hAnsi="Avenir Next" w:cs="Avenir Next" w:eastAsia="Avenir Next"/>
                 <w:b/>
                 <w:color w:val="003A70"/>
+                <w:sz w:val="22"/>
+                <w:szCs w:val="20"/>
+              </w:rPr>
+              <w:t xml:space="preserve">b.</w:t>
+            </w:r>
+            <w:r>
+              <w:rPr>
+                <w:rFonts w:ascii="Avenir Next" w:hAnsi="Avenir Next" w:cs="Avenir Next" w:eastAsia="Avenir Next"/>
+                <w:color w:val="1A1A1A"/>
                 <w:sz w:val="20"/>
                 <w:szCs w:val="20"/>
               </w:rPr>
-              <w:t xml:space="preserve">b.</w:t>
+              <w:tab/>
+            </w:r>
+            <w:r>
+              <w:rPr>
+                <w:rFonts w:ascii="Avenir Next" w:hAnsi="Avenir Next" w:cs="Avenir Next" w:eastAsia="Avenir Next"/>
+                <w:color w:val="1A1A1A"/>
+                <w:sz w:val="22"/>
+                <w:szCs w:val="20"/>
+              </w:rPr>
+              <w:t xml:space="preserve">Kilograms:</w:t>
             </w:r>
             <w:r>
               <w:rPr>
@@ -2080,7 +2102,7 @@
                 <w:sz w:val="20"/>
                 <w:szCs w:val="20"/>
               </w:rPr>
-              <w:tab/>
+              <w:t xml:space="preserve">  </w:t>
             </w:r>
             <w:r>
               <w:rPr>
@@ -2088,24 +2110,6 @@
                 <w:color w:val="1A1A1A"/>
                 <w:sz w:val="20"/>
                 <w:szCs w:val="20"/>
-              </w:rPr>
-              <w:t xml:space="preserve">Kilograms:</w:t>
-            </w:r>
-            <w:r>
-              <w:rPr>
-                <w:rFonts w:ascii="Avenir Next" w:hAnsi="Avenir Next" w:cs="Avenir Next" w:eastAsia="Avenir Next"/>
-                <w:color w:val="1A1A1A"/>
-                <w:sz w:val="20"/>
-                <w:szCs w:val="20"/>
-              </w:rPr>
-              <w:t xml:space="preserve">  </w:t>
-            </w:r>
-            <w:r>
-              <w:rPr>
-                <w:rFonts w:ascii="Avenir Next" w:hAnsi="Avenir Next" w:cs="Avenir Next" w:eastAsia="Avenir Next"/>
-                <w:color w:val="1A1A1A"/>
-                <w:sz w:val="20"/>
-                <w:szCs w:val="20"/>
                 <w:u w:val="single"/>
               </w:rPr>
               <w:t xml:space="preserve">                </w:t>
@@ -2114,7 +2118,7 @@
               <w:rPr>
                 <w:rFonts w:ascii="Avenir Next" w:hAnsi="Avenir Next" w:cs="Avenir Next" w:eastAsia="Avenir Next"/>
                 <w:color w:val="1A1A1A"/>
-                <w:sz w:val="20"/>
+                <w:sz w:val="22"/>
                 <w:szCs w:val="20"/>
               </w:rPr>
               <w:t xml:space="preserve"> kg</w:t>
@@ -2122,7 +2126,7 @@
           </w:p>
           <w:p>
             <w:pPr>
-              <w:spacing w:before="0" w:after="0" w:line="60" w:lineRule="auto"/>
+              <w:spacing w:before="0" w:after="0" w:line="50" w:lineRule="exact"/>
             </w:pPr>
           </w:p>
           <w:tbl>
@@ -2180,7 +2184,7 @@
           </w:tbl>
           <w:p>
             <w:pPr>
-              <w:spacing w:before="0" w:after="0" w:line="24" w:lineRule="auto"/>
+              <w:spacing w:before="0" w:after="0" w:line="50" w:lineRule="exact"/>
             </w:pPr>
           </w:p>
         </w:tc>
@@ -2188,12 +2192,12 @@
     </w:tbl>
     <w:p>
       <w:pPr>
-        <w:spacing w:before="0" w:after="0" w:line="20" w:lineRule="exact"/>
+        <w:spacing w:before="0" w:after="0" w:line="50" w:lineRule="exact"/>
       </w:pPr>
     </w:p>
     <w:p>
       <w:pPr>
-        <w:spacing w:before="0" w:after="0" w:line="20" w:lineRule="exact"/>
+        <w:spacing w:before="0" w:after="0" w:line="50" w:lineRule="exact"/>
       </w:pPr>
     </w:p>
     <w:tbl>
@@ -2243,18 +2247,18 @@
                 <w:rFonts w:ascii="Avenir Next" w:hAnsi="Avenir Next" w:cs="Avenir Next" w:eastAsia="Avenir Next"/>
                 <w:b/>
                 <w:color w:val="1A1A1A"/>
+                <w:sz w:val="22"/>
+                <w:szCs w:val="20"/>
+              </w:rPr>
+              <w:t xml:space="preserve">5.</w:t>
+            </w:r>
+            <w:r>
+              <w:rPr>
+                <w:rFonts w:ascii="Avenir Next" w:hAnsi="Avenir Next" w:cs="Avenir Next" w:eastAsia="Avenir Next"/>
+                <w:color w:val="1A1A1A"/>
                 <w:sz w:val="20"/>
                 <w:szCs w:val="20"/>
               </w:rPr>
-              <w:t xml:space="preserve">5.</w:t>
-            </w:r>
-            <w:r>
-              <w:rPr>
-                <w:rFonts w:ascii="Avenir Next" w:hAnsi="Avenir Next" w:cs="Avenir Next" w:eastAsia="Avenir Next"/>
-                <w:color w:val="1A1A1A"/>
-                <w:sz w:val="20"/>
-                <w:szCs w:val="20"/>
-              </w:rPr>
               <w:tab/>
             </w:r>
             <w:r>
@@ -2262,7 +2266,7 @@
                 <w:rFonts w:ascii="Avenir Next" w:hAnsi="Avenir Next" w:cs="Avenir Next" w:eastAsia="Avenir Next"/>
                 <w:b/>
                 <w:color w:val="1A1A1A"/>
-                <w:sz w:val="20"/>
+                <w:sz w:val="22"/>
                 <w:szCs w:val="20"/>
               </w:rPr>
               <w:t xml:space="preserve">Lab Ribbon.  </w:t>
@@ -2271,7 +2275,7 @@
               <w:rPr>
                 <w:rFonts w:ascii="Avenir Next" w:hAnsi="Avenir Next" w:cs="Avenir Next" w:eastAsia="Avenir Next"/>
                 <w:color w:val="1A1A1A"/>
-                <w:sz w:val="20"/>
+                <w:sz w:val="22"/>
                 <w:szCs w:val="20"/>
               </w:rPr>
               <w:t xml:space="preserve">A teacher cuts a 2.4-meter ribbon into 30 cm pieces. (1 m = 100 cm)</w:t>
@@ -2288,7 +2292,7 @@
                 <w:rFonts w:ascii="Avenir Next" w:hAnsi="Avenir Next" w:cs="Avenir Next" w:eastAsia="Avenir Next"/>
                 <w:b/>
                 <w:color w:val="003A70"/>
-                <w:sz w:val="17"/>
+                <w:sz w:val="22"/>
                 <w:szCs w:val="17"/>
               </w:rPr>
               <w:t xml:space="preserve">Hint  </w:t>
@@ -2298,7 +2302,7 @@
                 <w:rFonts w:ascii="Avenir Next" w:hAnsi="Avenir Next" w:cs="Avenir Next" w:eastAsia="Avenir Next"/>
                 <w:i/>
                 <w:color w:val="5A5F66"/>
-                <w:sz w:val="17"/>
+                <w:sz w:val="22"/>
                 <w:szCs w:val="17"/>
               </w:rPr>
               <w:t xml:space="preserve">Change meters to centimeters before you divide.</w:t>
@@ -2318,10 +2322,28 @@
                 <w:rFonts w:ascii="Avenir Next" w:hAnsi="Avenir Next" w:cs="Avenir Next" w:eastAsia="Avenir Next"/>
                 <w:b/>
                 <w:color w:val="003A70"/>
+                <w:sz w:val="22"/>
+                <w:szCs w:val="20"/>
+              </w:rPr>
+              <w:t xml:space="preserve">a.</w:t>
+            </w:r>
+            <w:r>
+              <w:rPr>
+                <w:rFonts w:ascii="Avenir Next" w:hAnsi="Avenir Next" w:cs="Avenir Next" w:eastAsia="Avenir Next"/>
+                <w:color w:val="1A1A1A"/>
                 <w:sz w:val="20"/>
                 <w:szCs w:val="20"/>
               </w:rPr>
-              <w:t xml:space="preserve">a.</w:t>
+              <w:tab/>
+            </w:r>
+            <w:r>
+              <w:rPr>
+                <w:rFonts w:ascii="Avenir Next" w:hAnsi="Avenir Next" w:cs="Avenir Next" w:eastAsia="Avenir Next"/>
+                <w:color w:val="1A1A1A"/>
+                <w:sz w:val="22"/>
+                <w:szCs w:val="20"/>
+              </w:rPr>
+              <w:t xml:space="preserve">Ribbon length in centimeters:</w:t>
             </w:r>
             <w:r>
               <w:rPr>
@@ -2330,7 +2352,7 @@
                 <w:sz w:val="20"/>
                 <w:szCs w:val="20"/>
               </w:rPr>
-              <w:tab/>
+              <w:t xml:space="preserve">  </w:t>
             </w:r>
             <w:r>
               <w:rPr>
@@ -2338,24 +2360,6 @@
                 <w:color w:val="1A1A1A"/>
                 <w:sz w:val="20"/>
                 <w:szCs w:val="20"/>
-              </w:rPr>
-              <w:t xml:space="preserve">Ribbon length in centimeters:</w:t>
-            </w:r>
-            <w:r>
-              <w:rPr>
-                <w:rFonts w:ascii="Avenir Next" w:hAnsi="Avenir Next" w:cs="Avenir Next" w:eastAsia="Avenir Next"/>
-                <w:color w:val="1A1A1A"/>
-                <w:sz w:val="20"/>
-                <w:szCs w:val="20"/>
-              </w:rPr>
-              <w:t xml:space="preserve">  </w:t>
-            </w:r>
-            <w:r>
-              <w:rPr>
-                <w:rFonts w:ascii="Avenir Next" w:hAnsi="Avenir Next" w:cs="Avenir Next" w:eastAsia="Avenir Next"/>
-                <w:color w:val="1A1A1A"/>
-                <w:sz w:val="20"/>
-                <w:szCs w:val="20"/>
                 <w:u w:val="single"/>
               </w:rPr>
               <w:t xml:space="preserve">                </w:t>
@@ -2364,7 +2368,7 @@
               <w:rPr>
                 <w:rFonts w:ascii="Avenir Next" w:hAnsi="Avenir Next" w:cs="Avenir Next" w:eastAsia="Avenir Next"/>
                 <w:color w:val="1A1A1A"/>
-                <w:sz w:val="20"/>
+                <w:sz w:val="22"/>
                 <w:szCs w:val="20"/>
               </w:rPr>
               <w:t xml:space="preserve"> cm</w:t>
@@ -2384,10 +2388,28 @@
                 <w:rFonts w:ascii="Avenir Next" w:hAnsi="Avenir Next" w:cs="Avenir Next" w:eastAsia="Avenir Next"/>
                 <w:b/>
                 <w:color w:val="003A70"/>
+                <w:sz w:val="22"/>
+                <w:szCs w:val="20"/>
+              </w:rPr>
+              <w:t xml:space="preserve">b.</w:t>
+            </w:r>
+            <w:r>
+              <w:rPr>
+                <w:rFonts w:ascii="Avenir Next" w:hAnsi="Avenir Next" w:cs="Avenir Next" w:eastAsia="Avenir Next"/>
+                <w:color w:val="1A1A1A"/>
                 <w:sz w:val="20"/>
                 <w:szCs w:val="20"/>
               </w:rPr>
-              <w:t xml:space="preserve">b.</w:t>
+              <w:tab/>
+            </w:r>
+            <w:r>
+              <w:rPr>
+                <w:rFonts w:ascii="Avenir Next" w:hAnsi="Avenir Next" w:cs="Avenir Next" w:eastAsia="Avenir Next"/>
+                <w:color w:val="1A1A1A"/>
+                <w:sz w:val="22"/>
+                <w:szCs w:val="20"/>
+              </w:rPr>
+              <w:t xml:space="preserve">Number of 30 cm pieces:</w:t>
             </w:r>
             <w:r>
               <w:rPr>
@@ -2396,7 +2418,7 @@
                 <w:sz w:val="20"/>
                 <w:szCs w:val="20"/>
               </w:rPr>
-              <w:tab/>
+              <w:t xml:space="preserve">  </w:t>
             </w:r>
             <w:r>
               <w:rPr>
@@ -2404,24 +2426,6 @@
                 <w:color w:val="1A1A1A"/>
                 <w:sz w:val="20"/>
                 <w:szCs w:val="20"/>
-              </w:rPr>
-              <w:t xml:space="preserve">Number of 30 cm pieces:</w:t>
-            </w:r>
-            <w:r>
-              <w:rPr>
-                <w:rFonts w:ascii="Avenir Next" w:hAnsi="Avenir Next" w:cs="Avenir Next" w:eastAsia="Avenir Next"/>
-                <w:color w:val="1A1A1A"/>
-                <w:sz w:val="20"/>
-                <w:szCs w:val="20"/>
-              </w:rPr>
-              <w:t xml:space="preserve">  </w:t>
-            </w:r>
-            <w:r>
-              <w:rPr>
-                <w:rFonts w:ascii="Avenir Next" w:hAnsi="Avenir Next" w:cs="Avenir Next" w:eastAsia="Avenir Next"/>
-                <w:color w:val="1A1A1A"/>
-                <w:sz w:val="20"/>
-                <w:szCs w:val="20"/>
                 <w:u w:val="single"/>
               </w:rPr>
               <w:t xml:space="preserve">                </w:t>
@@ -2430,7 +2434,7 @@
               <w:rPr>
                 <w:rFonts w:ascii="Avenir Next" w:hAnsi="Avenir Next" w:cs="Avenir Next" w:eastAsia="Avenir Next"/>
                 <w:color w:val="1A1A1A"/>
-                <w:sz w:val="20"/>
+                <w:sz w:val="22"/>
                 <w:szCs w:val="20"/>
               </w:rPr>
               <w:t xml:space="preserve"> pieces</w:t>
@@ -2438,7 +2442,7 @@
           </w:p>
           <w:p>
             <w:pPr>
-              <w:spacing w:before="0" w:after="0" w:line="60" w:lineRule="auto"/>
+              <w:spacing w:before="0" w:after="0" w:line="50" w:lineRule="exact"/>
             </w:pPr>
           </w:p>
           <w:tbl>
@@ -2496,7 +2500,7 @@
           </w:tbl>
           <w:p>
             <w:pPr>
-              <w:spacing w:before="0" w:after="0" w:line="24" w:lineRule="auto"/>
+              <w:spacing w:before="0" w:after="0" w:line="50" w:lineRule="exact"/>
             </w:pPr>
           </w:p>
         </w:tc>
@@ -2504,12 +2508,12 @@
     </w:tbl>
     <w:p>
       <w:pPr>
-        <w:spacing w:before="0" w:after="0" w:line="20" w:lineRule="exact"/>
+        <w:spacing w:before="0" w:after="0" w:line="50" w:lineRule="exact"/>
       </w:pPr>
     </w:p>
     <w:p>
       <w:pPr>
-        <w:spacing w:before="0" w:after="0" w:line="20" w:lineRule="exact"/>
+        <w:spacing w:before="0" w:after="0" w:line="50" w:lineRule="exact"/>
       </w:pPr>
     </w:p>
     <w:tbl>
@@ -2559,18 +2563,18 @@
                 <w:rFonts w:ascii="Avenir Next" w:hAnsi="Avenir Next" w:cs="Avenir Next" w:eastAsia="Avenir Next"/>
                 <w:b/>
                 <w:color w:val="1A1A1A"/>
+                <w:sz w:val="22"/>
+                <w:szCs w:val="20"/>
+              </w:rPr>
+              <w:t xml:space="preserve">6.</w:t>
+            </w:r>
+            <w:r>
+              <w:rPr>
+                <w:rFonts w:ascii="Avenir Next" w:hAnsi="Avenir Next" w:cs="Avenir Next" w:eastAsia="Avenir Next"/>
+                <w:color w:val="1A1A1A"/>
                 <w:sz w:val="20"/>
                 <w:szCs w:val="20"/>
               </w:rPr>
-              <w:t xml:space="preserve">6.</w:t>
-            </w:r>
-            <w:r>
-              <w:rPr>
-                <w:rFonts w:ascii="Avenir Next" w:hAnsi="Avenir Next" w:cs="Avenir Next" w:eastAsia="Avenir Next"/>
-                <w:color w:val="1A1A1A"/>
-                <w:sz w:val="20"/>
-                <w:szCs w:val="20"/>
-              </w:rPr>
               <w:tab/>
             </w:r>
             <w:r>
@@ -2578,7 +2582,7 @@
                 <w:rFonts w:ascii="Avenir Next" w:hAnsi="Avenir Next" w:cs="Avenir Next" w:eastAsia="Avenir Next"/>
                 <w:b/>
                 <w:color w:val="1A1A1A"/>
-                <w:sz w:val="20"/>
+                <w:sz w:val="22"/>
                 <w:szCs w:val="20"/>
               </w:rPr>
               <w:t xml:space="preserve">Backpack Limit.  </w:t>
@@ -2587,7 +2591,7 @@
               <w:rPr>
                 <w:rFonts w:ascii="Avenir Next" w:hAnsi="Avenir Next" w:cs="Avenir Next" w:eastAsia="Avenir Next"/>
                 <w:color w:val="1A1A1A"/>
-                <w:sz w:val="20"/>
+                <w:sz w:val="22"/>
                 <w:szCs w:val="20"/>
               </w:rPr>
               <w:t xml:space="preserve">A backpack weighs 4,800 grams. The safety limit is 5 kg. Is the backpack under the limit? (1,000 g = 1 kg)</w:t>
@@ -2604,7 +2608,7 @@
                 <w:rFonts w:ascii="Avenir Next" w:hAnsi="Avenir Next" w:cs="Avenir Next" w:eastAsia="Avenir Next"/>
                 <w:b/>
                 <w:color w:val="003A70"/>
-                <w:sz w:val="17"/>
+                <w:sz w:val="22"/>
                 <w:szCs w:val="17"/>
               </w:rPr>
               <w:t xml:space="preserve">Hint  </w:t>
@@ -2614,7 +2618,7 @@
                 <w:rFonts w:ascii="Avenir Next" w:hAnsi="Avenir Next" w:cs="Avenir Next" w:eastAsia="Avenir Next"/>
                 <w:i/>
                 <w:color w:val="5A5F66"/>
-                <w:sz w:val="17"/>
+                <w:sz w:val="22"/>
                 <w:szCs w:val="17"/>
               </w:rPr>
               <w:t xml:space="preserve">Change grams to kilograms: divide by 1,000.</w:t>
@@ -2622,7 +2626,7 @@
           </w:p>
           <w:p>
             <w:pPr>
-              <w:spacing w:before="0" w:after="0" w:line="60" w:lineRule="auto"/>
+              <w:spacing w:before="0" w:after="0" w:line="50" w:lineRule="exact"/>
             </w:pPr>
           </w:p>
           <w:tbl>
@@ -2691,7 +2695,7 @@
                 <w:rFonts w:ascii="Avenir Next" w:hAnsi="Avenir Next" w:cs="Avenir Next" w:eastAsia="Avenir Next"/>
                 <w:b/>
                 <w:color w:val="1A1A1A"/>
-                <w:sz w:val="18"/>
+                <w:sz w:val="22"/>
                 <w:szCs w:val="18"/>
               </w:rPr>
               <w:t xml:space="preserve">Yes or no</w:t>
@@ -2711,12 +2715,12 @@
     </w:tbl>
     <w:p>
       <w:pPr>
-        <w:spacing w:before="0" w:after="0" w:line="20" w:lineRule="exact"/>
+        <w:spacing w:before="0" w:after="0" w:line="50" w:lineRule="exact"/>
       </w:pPr>
     </w:p>
     <w:p>
       <w:pPr>
-        <w:spacing w:before="0" w:after="0" w:line="20" w:lineRule="exact"/>
+        <w:spacing w:before="0" w:after="0" w:line="50" w:lineRule="exact"/>
       </w:pPr>
     </w:p>
     <w:tbl>
@@ -2766,18 +2770,18 @@
                 <w:rFonts w:ascii="Avenir Next" w:hAnsi="Avenir Next" w:cs="Avenir Next" w:eastAsia="Avenir Next"/>
                 <w:b/>
                 <w:color w:val="1A1A1A"/>
+                <w:sz w:val="22"/>
+                <w:szCs w:val="20"/>
+              </w:rPr>
+              <w:t xml:space="preserve">7.</w:t>
+            </w:r>
+            <w:r>
+              <w:rPr>
+                <w:rFonts w:ascii="Avenir Next" w:hAnsi="Avenir Next" w:cs="Avenir Next" w:eastAsia="Avenir Next"/>
+                <w:color w:val="1A1A1A"/>
                 <w:sz w:val="20"/>
                 <w:szCs w:val="20"/>
               </w:rPr>
-              <w:t xml:space="preserve">7.</w:t>
-            </w:r>
-            <w:r>
-              <w:rPr>
-                <w:rFonts w:ascii="Avenir Next" w:hAnsi="Avenir Next" w:cs="Avenir Next" w:eastAsia="Avenir Next"/>
-                <w:color w:val="1A1A1A"/>
-                <w:sz w:val="20"/>
-                <w:szCs w:val="20"/>
-              </w:rPr>
               <w:tab/>
             </w:r>
             <w:r>
@@ -2785,7 +2789,7 @@
                 <w:rFonts w:ascii="Avenir Next" w:hAnsi="Avenir Next" w:cs="Avenir Next" w:eastAsia="Avenir Next"/>
                 <w:b/>
                 <w:color w:val="1A1A1A"/>
-                <w:sz w:val="20"/>
+                <w:sz w:val="22"/>
                 <w:szCs w:val="20"/>
               </w:rPr>
               <w:t xml:space="preserve">Recycling Bin.  </w:t>
@@ -2794,7 +2798,7 @@
               <w:rPr>
                 <w:rFonts w:ascii="Avenir Next" w:hAnsi="Avenir Next" w:cs="Avenir Next" w:eastAsia="Avenir Next"/>
                 <w:color w:val="1A1A1A"/>
-                <w:sz w:val="20"/>
+                <w:sz w:val="22"/>
                 <w:szCs w:val="20"/>
               </w:rPr>
               <w:t xml:space="preserve">A full recycling bin has a mass of 12.75 kilograms. What is its mass in grams? (1 kg = 1,000 g)</w:t>
@@ -2811,7 +2815,7 @@
                 <w:rFonts w:ascii="Avenir Next" w:hAnsi="Avenir Next" w:cs="Avenir Next" w:eastAsia="Avenir Next"/>
                 <w:b/>
                 <w:color w:val="003A70"/>
-                <w:sz w:val="17"/>
+                <w:sz w:val="22"/>
                 <w:szCs w:val="17"/>
               </w:rPr>
               <w:t xml:space="preserve">Hint  </w:t>
@@ -2821,7 +2825,7 @@
                 <w:rFonts w:ascii="Avenir Next" w:hAnsi="Avenir Next" w:cs="Avenir Next" w:eastAsia="Avenir Next"/>
                 <w:i/>
                 <w:color w:val="5A5F66"/>
-                <w:sz w:val="17"/>
+                <w:sz w:val="22"/>
                 <w:szCs w:val="17"/>
               </w:rPr>
               <w:t xml:space="preserve">Kilograms to grams is big to small: multiply.</w:t>
@@ -2829,7 +2833,7 @@
           </w:p>
           <w:p>
             <w:pPr>
-              <w:spacing w:before="0" w:after="0" w:line="60" w:lineRule="auto"/>
+              <w:spacing w:before="0" w:after="0" w:line="50" w:lineRule="exact"/>
             </w:pPr>
           </w:p>
           <w:tbl>
@@ -2898,25 +2902,25 @@
                 <w:rFonts w:ascii="Avenir Next" w:hAnsi="Avenir Next" w:cs="Avenir Next" w:eastAsia="Avenir Next"/>
                 <w:b/>
                 <w:color w:val="1A1A1A"/>
+                <w:sz w:val="22"/>
+                <w:szCs w:val="18"/>
+              </w:rPr>
+              <w:t xml:space="preserve">Answer</w:t>
+            </w:r>
+            <w:r>
+              <w:rPr>
+                <w:rFonts w:ascii="Avenir Next" w:hAnsi="Avenir Next" w:cs="Avenir Next" w:eastAsia="Avenir Next"/>
+                <w:color w:val="1A1A1A"/>
                 <w:sz w:val="18"/>
                 <w:szCs w:val="18"/>
               </w:rPr>
-              <w:t xml:space="preserve">Answer</w:t>
-            </w:r>
-            <w:r>
-              <w:rPr>
-                <w:rFonts w:ascii="Avenir Next" w:hAnsi="Avenir Next" w:cs="Avenir Next" w:eastAsia="Avenir Next"/>
-                <w:color w:val="1A1A1A"/>
-                <w:sz w:val="18"/>
-                <w:szCs w:val="18"/>
-              </w:rPr>
               <w:tab/>
             </w:r>
             <w:r>
               <w:rPr>
                 <w:rFonts w:ascii="Avenir Next" w:hAnsi="Avenir Next" w:cs="Avenir Next" w:eastAsia="Avenir Next"/>
                 <w:color w:val="1A1A1A"/>
-                <w:sz w:val="18"/>
+                <w:sz w:val="22"/>
                 <w:szCs w:val="18"/>
               </w:rPr>
               <w:t xml:space="preserve">  g</w:t>
@@ -2927,12 +2931,12 @@
     </w:tbl>
     <w:p>
       <w:pPr>
-        <w:spacing w:before="0" w:after="0" w:line="20" w:lineRule="exact"/>
+        <w:spacing w:before="0" w:after="0" w:line="50" w:lineRule="exact"/>
       </w:pPr>
     </w:p>
     <w:p>
       <w:pPr>
-        <w:spacing w:before="0" w:after="0" w:line="20" w:lineRule="exact"/>
+        <w:spacing w:before="0" w:after="0" w:line="50" w:lineRule="exact"/>
       </w:pPr>
     </w:p>
     <w:tbl>
@@ -2982,18 +2986,18 @@
                 <w:rFonts w:ascii="Avenir Next" w:hAnsi="Avenir Next" w:cs="Avenir Next" w:eastAsia="Avenir Next"/>
                 <w:b/>
                 <w:color w:val="1A1A1A"/>
+                <w:sz w:val="22"/>
+                <w:szCs w:val="20"/>
+              </w:rPr>
+              <w:t xml:space="preserve">8.</w:t>
+            </w:r>
+            <w:r>
+              <w:rPr>
+                <w:rFonts w:ascii="Avenir Next" w:hAnsi="Avenir Next" w:cs="Avenir Next" w:eastAsia="Avenir Next"/>
+                <w:color w:val="1A1A1A"/>
                 <w:sz w:val="20"/>
                 <w:szCs w:val="20"/>
               </w:rPr>
-              <w:t xml:space="preserve">8.</w:t>
-            </w:r>
-            <w:r>
-              <w:rPr>
-                <w:rFonts w:ascii="Avenir Next" w:hAnsi="Avenir Next" w:cs="Avenir Next" w:eastAsia="Avenir Next"/>
-                <w:color w:val="1A1A1A"/>
-                <w:sz w:val="20"/>
-                <w:szCs w:val="20"/>
-              </w:rPr>
               <w:tab/>
             </w:r>
             <w:r>
@@ -3001,7 +3005,7 @@
                 <w:rFonts w:ascii="Avenir Next" w:hAnsi="Avenir Next" w:cs="Avenir Next" w:eastAsia="Avenir Next"/>
                 <w:b/>
                 <w:color w:val="1A1A1A"/>
-                <w:sz w:val="20"/>
+                <w:sz w:val="22"/>
                 <w:szCs w:val="20"/>
               </w:rPr>
               <w:t xml:space="preserve">Class Relay.  </w:t>
@@ -3010,7 +3014,7 @@
               <w:rPr>
                 <w:rFonts w:ascii="Avenir Next" w:hAnsi="Avenir Next" w:cs="Avenir Next" w:eastAsia="Avenir Next"/>
                 <w:color w:val="1A1A1A"/>
-                <w:sz w:val="20"/>
+                <w:sz w:val="22"/>
                 <w:szCs w:val="20"/>
               </w:rPr>
               <w:t xml:space="preserve">Each of 8 runners covers 450 meters in a relay.</w:t>
@@ -3030,10 +3034,28 @@
                 <w:rFonts w:ascii="Avenir Next" w:hAnsi="Avenir Next" w:cs="Avenir Next" w:eastAsia="Avenir Next"/>
                 <w:b/>
                 <w:color w:val="003A70"/>
+                <w:sz w:val="22"/>
+                <w:szCs w:val="20"/>
+              </w:rPr>
+              <w:t xml:space="preserve">a.</w:t>
+            </w:r>
+            <w:r>
+              <w:rPr>
+                <w:rFonts w:ascii="Avenir Next" w:hAnsi="Avenir Next" w:cs="Avenir Next" w:eastAsia="Avenir Next"/>
+                <w:color w:val="1A1A1A"/>
                 <w:sz w:val="20"/>
                 <w:szCs w:val="20"/>
               </w:rPr>
-              <w:t xml:space="preserve">a.</w:t>
+              <w:tab/>
+            </w:r>
+            <w:r>
+              <w:rPr>
+                <w:rFonts w:ascii="Avenir Next" w:hAnsi="Avenir Next" w:cs="Avenir Next" w:eastAsia="Avenir Next"/>
+                <w:color w:val="1A1A1A"/>
+                <w:sz w:val="22"/>
+                <w:szCs w:val="20"/>
+              </w:rPr>
+              <w:t xml:space="preserve">Total distance in meters:</w:t>
             </w:r>
             <w:r>
               <w:rPr>
@@ -3042,7 +3064,7 @@
                 <w:sz w:val="20"/>
                 <w:szCs w:val="20"/>
               </w:rPr>
-              <w:tab/>
+              <w:t xml:space="preserve">  </w:t>
             </w:r>
             <w:r>
               <w:rPr>
@@ -3050,24 +3072,6 @@
                 <w:color w:val="1A1A1A"/>
                 <w:sz w:val="20"/>
                 <w:szCs w:val="20"/>
-              </w:rPr>
-              <w:t xml:space="preserve">Total distance in meters:</w:t>
-            </w:r>
-            <w:r>
-              <w:rPr>
-                <w:rFonts w:ascii="Avenir Next" w:hAnsi="Avenir Next" w:cs="Avenir Next" w:eastAsia="Avenir Next"/>
-                <w:color w:val="1A1A1A"/>
-                <w:sz w:val="20"/>
-                <w:szCs w:val="20"/>
-              </w:rPr>
-              <w:t xml:space="preserve">  </w:t>
-            </w:r>
-            <w:r>
-              <w:rPr>
-                <w:rFonts w:ascii="Avenir Next" w:hAnsi="Avenir Next" w:cs="Avenir Next" w:eastAsia="Avenir Next"/>
-                <w:color w:val="1A1A1A"/>
-                <w:sz w:val="20"/>
-                <w:szCs w:val="20"/>
                 <w:u w:val="single"/>
               </w:rPr>
               <w:t xml:space="preserve">                </w:t>
@@ -3076,7 +3080,7 @@
               <w:rPr>
                 <w:rFonts w:ascii="Avenir Next" w:hAnsi="Avenir Next" w:cs="Avenir Next" w:eastAsia="Avenir Next"/>
                 <w:color w:val="1A1A1A"/>
-                <w:sz w:val="20"/>
+                <w:sz w:val="22"/>
                 <w:szCs w:val="20"/>
               </w:rPr>
               <w:t xml:space="preserve"> m</w:t>
@@ -3096,10 +3100,28 @@
                 <w:rFonts w:ascii="Avenir Next" w:hAnsi="Avenir Next" w:cs="Avenir Next" w:eastAsia="Avenir Next"/>
                 <w:b/>
                 <w:color w:val="003A70"/>
+                <w:sz w:val="22"/>
+                <w:szCs w:val="20"/>
+              </w:rPr>
+              <w:t xml:space="preserve">b.</w:t>
+            </w:r>
+            <w:r>
+              <w:rPr>
+                <w:rFonts w:ascii="Avenir Next" w:hAnsi="Avenir Next" w:cs="Avenir Next" w:eastAsia="Avenir Next"/>
+                <w:color w:val="1A1A1A"/>
                 <w:sz w:val="20"/>
                 <w:szCs w:val="20"/>
               </w:rPr>
-              <w:t xml:space="preserve">b.</w:t>
+              <w:tab/>
+            </w:r>
+            <w:r>
+              <w:rPr>
+                <w:rFonts w:ascii="Avenir Next" w:hAnsi="Avenir Next" w:cs="Avenir Next" w:eastAsia="Avenir Next"/>
+                <w:color w:val="1A1A1A"/>
+                <w:sz w:val="22"/>
+                <w:szCs w:val="20"/>
+              </w:rPr>
+              <w:t xml:space="preserve">Total distance in kilometers:</w:t>
             </w:r>
             <w:r>
               <w:rPr>
@@ -3108,7 +3130,7 @@
                 <w:sz w:val="20"/>
                 <w:szCs w:val="20"/>
               </w:rPr>
-              <w:tab/>
+              <w:t xml:space="preserve">  </w:t>
             </w:r>
             <w:r>
               <w:rPr>
@@ -3116,24 +3138,6 @@
                 <w:color w:val="1A1A1A"/>
                 <w:sz w:val="20"/>
                 <w:szCs w:val="20"/>
-              </w:rPr>
-              <w:t xml:space="preserve">Total distance in kilometers:</w:t>
-            </w:r>
-            <w:r>
-              <w:rPr>
-                <w:rFonts w:ascii="Avenir Next" w:hAnsi="Avenir Next" w:cs="Avenir Next" w:eastAsia="Avenir Next"/>
-                <w:color w:val="1A1A1A"/>
-                <w:sz w:val="20"/>
-                <w:szCs w:val="20"/>
-              </w:rPr>
-              <w:t xml:space="preserve">  </w:t>
-            </w:r>
-            <w:r>
-              <w:rPr>
-                <w:rFonts w:ascii="Avenir Next" w:hAnsi="Avenir Next" w:cs="Avenir Next" w:eastAsia="Avenir Next"/>
-                <w:color w:val="1A1A1A"/>
-                <w:sz w:val="20"/>
-                <w:szCs w:val="20"/>
                 <w:u w:val="single"/>
               </w:rPr>
               <w:t xml:space="preserve">                </w:t>
@@ -3142,7 +3146,7 @@
               <w:rPr>
                 <w:rFonts w:ascii="Avenir Next" w:hAnsi="Avenir Next" w:cs="Avenir Next" w:eastAsia="Avenir Next"/>
                 <w:color w:val="1A1A1A"/>
-                <w:sz w:val="20"/>
+                <w:sz w:val="22"/>
                 <w:szCs w:val="20"/>
               </w:rPr>
               <w:t xml:space="preserve"> km</w:t>
@@ -3162,10 +3166,28 @@
                 <w:rFonts w:ascii="Avenir Next" w:hAnsi="Avenir Next" w:cs="Avenir Next" w:eastAsia="Avenir Next"/>
                 <w:b/>
                 <w:color w:val="003A70"/>
+                <w:sz w:val="22"/>
+                <w:szCs w:val="20"/>
+              </w:rPr>
+              <w:t xml:space="preserve">c.</w:t>
+            </w:r>
+            <w:r>
+              <w:rPr>
+                <w:rFonts w:ascii="Avenir Next" w:hAnsi="Avenir Next" w:cs="Avenir Next" w:eastAsia="Avenir Next"/>
+                <w:color w:val="1A1A1A"/>
                 <w:sz w:val="20"/>
                 <w:szCs w:val="20"/>
               </w:rPr>
-              <w:t xml:space="preserve">c.</w:t>
+              <w:tab/>
+            </w:r>
+            <w:r>
+              <w:rPr>
+                <w:rFonts w:ascii="Avenir Next" w:hAnsi="Avenir Next" w:cs="Avenir Next" w:eastAsia="Avenir Next"/>
+                <w:color w:val="1A1A1A"/>
+                <w:sz w:val="22"/>
+                <w:szCs w:val="20"/>
+              </w:rPr>
+              <w:t xml:space="preserve">Which unit would you use to report the total? Why?</w:t>
             </w:r>
             <w:r>
               <w:rPr>
@@ -3174,7 +3196,7 @@
                 <w:sz w:val="20"/>
                 <w:szCs w:val="20"/>
               </w:rPr>
-              <w:tab/>
+              <w:t xml:space="preserve">  </w:t>
             </w:r>
             <w:r>
               <w:rPr>
@@ -3182,24 +3204,6 @@
                 <w:color w:val="1A1A1A"/>
                 <w:sz w:val="20"/>
                 <w:szCs w:val="20"/>
-              </w:rPr>
-              <w:t xml:space="preserve">Which unit would you use to report the total? Why?</w:t>
-            </w:r>
-            <w:r>
-              <w:rPr>
-                <w:rFonts w:ascii="Avenir Next" w:hAnsi="Avenir Next" w:cs="Avenir Next" w:eastAsia="Avenir Next"/>
-                <w:color w:val="1A1A1A"/>
-                <w:sz w:val="20"/>
-                <w:szCs w:val="20"/>
-              </w:rPr>
-              <w:t xml:space="preserve">  </w:t>
-            </w:r>
-            <w:r>
-              <w:rPr>
-                <w:rFonts w:ascii="Avenir Next" w:hAnsi="Avenir Next" w:cs="Avenir Next" w:eastAsia="Avenir Next"/>
-                <w:color w:val="1A1A1A"/>
-                <w:sz w:val="20"/>
-                <w:szCs w:val="20"/>
                 <w:u w:val="single"/>
               </w:rPr>
               <w:t xml:space="preserve">                      </w:t>
@@ -3207,7 +3211,7 @@
           </w:p>
           <w:p>
             <w:pPr>
-              <w:spacing w:before="0" w:after="0" w:line="60" w:lineRule="auto"/>
+              <w:spacing w:before="0" w:after="0" w:line="50" w:lineRule="exact"/>
             </w:pPr>
           </w:p>
           <w:tbl>
@@ -3265,7 +3269,7 @@
           </w:tbl>
           <w:p>
             <w:pPr>
-              <w:spacing w:before="0" w:after="0" w:line="24" w:lineRule="auto"/>
+              <w:spacing w:before="0" w:after="0" w:line="50" w:lineRule="exact"/>
             </w:pPr>
           </w:p>
         </w:tc>
@@ -3273,11 +3277,12 @@
     </w:tbl>
     <w:p>
       <w:pPr>
-        <w:spacing w:before="0" w:after="0" w:line="20" w:lineRule="exact"/>
+        <w:spacing w:before="0" w:after="0" w:line="50" w:lineRule="exact"/>
       </w:pPr>
     </w:p>
     <w:p>
       <w:pPr>
+        <w:pStyle w:val="Heading2"/>
         <w:keepNext/>
         <w:pBdr>
           <w:bottom w:val="single" w:sz="8" w:space="3" w:color="003A70"/>
@@ -3293,7 +3298,7 @@
           <w:b/>
           <w:color w:val="003A70"/>
           <w:spacing w:val="14"/>
-          <w:sz w:val="19"/>
+          <w:sz w:val="22"/>
           <w:szCs w:val="19"/>
         </w:rPr>
         <w:t xml:space="preserve">FIND THE ERROR</w:t>
@@ -3312,7 +3317,7 @@
           <w:rFonts w:ascii="Avenir Next" w:hAnsi="Avenir Next" w:cs="Avenir Next" w:eastAsia="Avenir Next"/>
           <w:i/>
           <w:color w:val="5A5F66"/>
-          <w:sz w:val="17"/>
+          <w:sz w:val="22"/>
           <w:szCs w:val="17"/>
         </w:rPr>
         <w:t xml:space="preserve">explain the mistake, then fix it</w:t>
@@ -3320,7 +3325,7 @@
     </w:p>
     <w:p>
       <w:pPr>
-        <w:spacing w:before="0" w:after="0" w:line="20" w:lineRule="exact"/>
+        <w:spacing w:before="0" w:after="0" w:line="50" w:lineRule="exact"/>
       </w:pPr>
     </w:p>
     <w:tbl>
@@ -3370,18 +3375,18 @@
                 <w:rFonts w:ascii="Avenir Next" w:hAnsi="Avenir Next" w:cs="Avenir Next" w:eastAsia="Avenir Next"/>
                 <w:b/>
                 <w:color w:val="1A1A1A"/>
+                <w:sz w:val="22"/>
+                <w:szCs w:val="20"/>
+              </w:rPr>
+              <w:t xml:space="preserve">9.</w:t>
+            </w:r>
+            <w:r>
+              <w:rPr>
+                <w:rFonts w:ascii="Avenir Next" w:hAnsi="Avenir Next" w:cs="Avenir Next" w:eastAsia="Avenir Next"/>
+                <w:color w:val="1A1A1A"/>
                 <w:sz w:val="20"/>
                 <w:szCs w:val="20"/>
               </w:rPr>
-              <w:t xml:space="preserve">9.</w:t>
-            </w:r>
-            <w:r>
-              <w:rPr>
-                <w:rFonts w:ascii="Avenir Next" w:hAnsi="Avenir Next" w:cs="Avenir Next" w:eastAsia="Avenir Next"/>
-                <w:color w:val="1A1A1A"/>
-                <w:sz w:val="20"/>
-                <w:szCs w:val="20"/>
-              </w:rPr>
               <w:tab/>
             </w:r>
             <w:r>
@@ -3389,7 +3394,7 @@
                 <w:rFonts w:ascii="Avenir Next" w:hAnsi="Avenir Next" w:cs="Avenir Next" w:eastAsia="Avenir Next"/>
                 <w:b/>
                 <w:color w:val="1A1A1A"/>
-                <w:sz w:val="20"/>
+                <w:sz w:val="22"/>
                 <w:szCs w:val="20"/>
               </w:rPr>
               <w:t xml:space="preserve">Daniel’s Work.  </w:t>
@@ -3398,7 +3403,7 @@
               <w:rPr>
                 <w:rFonts w:ascii="Avenir Next" w:hAnsi="Avenir Next" w:cs="Avenir Next" w:eastAsia="Avenir Next"/>
                 <w:color w:val="1A1A1A"/>
-                <w:sz w:val="20"/>
+                <w:sz w:val="22"/>
                 <w:szCs w:val="20"/>
               </w:rPr>
               <w:t xml:space="preserve">Daniel converted 3 meters to centimeters by dividing: 3 ÷ 100 = 0.03 cm. Explain his mistake and find the correct length.</w:t>
@@ -3444,7 +3449,7 @@
                 </w:tcPr>
                 <w:p>
                   <w:pPr>
-                    <w:spacing w:before="0" w:after="0" w:line="240" w:lineRule="auto"/>
+                    <w:spacing w:before="0" w:after="0" w:line="50" w:lineRule="exact"/>
                   </w:pPr>
                 </w:p>
               </w:tc>
@@ -3464,7 +3469,7 @@
                 </w:tcPr>
                 <w:p>
                   <w:pPr>
-                    <w:spacing w:before="0" w:after="0" w:line="240" w:lineRule="auto"/>
+                    <w:spacing w:before="0" w:after="0" w:line="50" w:lineRule="exact"/>
                   </w:pPr>
                 </w:p>
               </w:tc>
@@ -3484,7 +3489,7 @@
                 </w:tcPr>
                 <w:p>
                   <w:pPr>
-                    <w:spacing w:before="0" w:after="0" w:line="240" w:lineRule="auto"/>
+                    <w:spacing w:before="0" w:after="0" w:line="50" w:lineRule="exact"/>
                   </w:pPr>
                 </w:p>
               </w:tc>
@@ -3492,7 +3497,7 @@
           </w:tbl>
           <w:p>
             <w:pPr>
-              <w:spacing w:before="0" w:after="0" w:line="24" w:lineRule="auto"/>
+              <w:spacing w:before="0" w:after="0" w:line="50" w:lineRule="exact"/>
             </w:pPr>
           </w:p>
         </w:tc>
@@ -3500,11 +3505,12 @@
     </w:tbl>
     <w:p>
       <w:pPr>
-        <w:spacing w:before="0" w:after="0" w:line="20" w:lineRule="exact"/>
+        <w:spacing w:before="0" w:after="0" w:line="50" w:lineRule="exact"/>
       </w:pPr>
     </w:p>
     <w:p>
       <w:pPr>
+        <w:pStyle w:val="Heading2"/>
         <w:keepNext/>
         <w:pBdr>
           <w:bottom w:val="single" w:sz="8" w:space="3" w:color="003A70"/>
@@ -3520,7 +3526,7 @@
           <w:b/>
           <w:color w:val="003A70"/>
           <w:spacing w:val="14"/>
-          <w:sz w:val="19"/>
+          <w:sz w:val="22"/>
           <w:szCs w:val="19"/>
         </w:rPr>
         <w:t xml:space="preserve">TEST PRACTICE</w:t>
@@ -3539,7 +3545,7 @@
           <w:rFonts w:ascii="Avenir Next" w:hAnsi="Avenir Next" w:cs="Avenir Next" w:eastAsia="Avenir Next"/>
           <w:i/>
           <w:color w:val="5A5F66"/>
-          <w:sz w:val="17"/>
+          <w:sz w:val="22"/>
           <w:szCs w:val="17"/>
         </w:rPr>
         <w:t xml:space="preserve">choose the best answer</w:t>
@@ -3547,7 +3553,7 @@
     </w:p>
     <w:p>
       <w:pPr>
-        <w:spacing w:before="0" w:after="0" w:line="20" w:lineRule="exact"/>
+        <w:spacing w:before="0" w:after="0" w:line="50" w:lineRule="exact"/>
       </w:pPr>
     </w:p>
     <w:tbl>
@@ -3597,25 +3603,25 @@
                 <w:rFonts w:ascii="Avenir Next" w:hAnsi="Avenir Next" w:cs="Avenir Next" w:eastAsia="Avenir Next"/>
                 <w:b/>
                 <w:color w:val="1A1A1A"/>
+                <w:sz w:val="22"/>
+                <w:szCs w:val="20"/>
+              </w:rPr>
+              <w:t xml:space="preserve">10.</w:t>
+            </w:r>
+            <w:r>
+              <w:rPr>
+                <w:rFonts w:ascii="Avenir Next" w:hAnsi="Avenir Next" w:cs="Avenir Next" w:eastAsia="Avenir Next"/>
+                <w:color w:val="1A1A1A"/>
                 <w:sz w:val="20"/>
                 <w:szCs w:val="20"/>
               </w:rPr>
-              <w:t xml:space="preserve">10.</w:t>
-            </w:r>
-            <w:r>
-              <w:rPr>
-                <w:rFonts w:ascii="Avenir Next" w:hAnsi="Avenir Next" w:cs="Avenir Next" w:eastAsia="Avenir Next"/>
-                <w:color w:val="1A1A1A"/>
-                <w:sz w:val="20"/>
-                <w:szCs w:val="20"/>
-              </w:rPr>
               <w:tab/>
             </w:r>
             <w:r>
               <w:rPr>
                 <w:rFonts w:ascii="Avenir Next" w:hAnsi="Avenir Next" w:cs="Avenir Next" w:eastAsia="Avenir Next"/>
                 <w:color w:val="1A1A1A"/>
-                <w:sz w:val="20"/>
+                <w:sz w:val="22"/>
                 <w:szCs w:val="20"/>
               </w:rPr>
               <w:t xml:space="preserve">4 kilometers equals how many meters?</w:t>
@@ -3671,25 +3677,25 @@
                       <w:rFonts w:ascii="Avenir Next" w:hAnsi="Avenir Next" w:cs="Avenir Next" w:eastAsia="Avenir Next"/>
                       <w:b/>
                       <w:color w:val="003A70"/>
+                      <w:sz w:val="22"/>
+                      <w:szCs w:val="19"/>
+                    </w:rPr>
+                    <w:t xml:space="preserve">A</w:t>
+                  </w:r>
+                  <w:r>
+                    <w:rPr>
+                      <w:rFonts w:ascii="Avenir Next" w:hAnsi="Avenir Next" w:cs="Avenir Next" w:eastAsia="Avenir Next"/>
+                      <w:color w:val="1A1A1A"/>
                       <w:sz w:val="19"/>
                       <w:szCs w:val="19"/>
                     </w:rPr>
-                    <w:t xml:space="preserve">A</w:t>
-                  </w:r>
-                  <w:r>
-                    <w:rPr>
-                      <w:rFonts w:ascii="Avenir Next" w:hAnsi="Avenir Next" w:cs="Avenir Next" w:eastAsia="Avenir Next"/>
-                      <w:color w:val="1A1A1A"/>
-                      <w:sz w:val="19"/>
-                      <w:szCs w:val="19"/>
-                    </w:rPr>
                     <w:tab/>
                   </w:r>
                   <w:r>
                     <w:rPr>
                       <w:rFonts w:ascii="Avenir Next" w:hAnsi="Avenir Next" w:cs="Avenir Next" w:eastAsia="Avenir Next"/>
                       <w:color w:val="1A1A1A"/>
-                      <w:sz w:val="19"/>
+                      <w:sz w:val="22"/>
                       <w:szCs w:val="19"/>
                     </w:rPr>
                     <w:t xml:space="preserve">4,000</w:t>
@@ -3714,25 +3720,25 @@
                       <w:rFonts w:ascii="Avenir Next" w:hAnsi="Avenir Next" w:cs="Avenir Next" w:eastAsia="Avenir Next"/>
                       <w:b/>
                       <w:color w:val="003A70"/>
+                      <w:sz w:val="22"/>
+                      <w:szCs w:val="19"/>
+                    </w:rPr>
+                    <w:t xml:space="preserve">B</w:t>
+                  </w:r>
+                  <w:r>
+                    <w:rPr>
+                      <w:rFonts w:ascii="Avenir Next" w:hAnsi="Avenir Next" w:cs="Avenir Next" w:eastAsia="Avenir Next"/>
+                      <w:color w:val="1A1A1A"/>
                       <w:sz w:val="19"/>
                       <w:szCs w:val="19"/>
                     </w:rPr>
-                    <w:t xml:space="preserve">B</w:t>
-                  </w:r>
-                  <w:r>
-                    <w:rPr>
-                      <w:rFonts w:ascii="Avenir Next" w:hAnsi="Avenir Next" w:cs="Avenir Next" w:eastAsia="Avenir Next"/>
-                      <w:color w:val="1A1A1A"/>
-                      <w:sz w:val="19"/>
-                      <w:szCs w:val="19"/>
-                    </w:rPr>
                     <w:tab/>
                   </w:r>
                   <w:r>
                     <w:rPr>
                       <w:rFonts w:ascii="Avenir Next" w:hAnsi="Avenir Next" w:cs="Avenir Next" w:eastAsia="Avenir Next"/>
                       <w:color w:val="1A1A1A"/>
-                      <w:sz w:val="19"/>
+                      <w:sz w:val="22"/>
                       <w:szCs w:val="19"/>
                     </w:rPr>
                     <w:t xml:space="preserve">400</w:t>
@@ -3757,25 +3763,25 @@
                       <w:rFonts w:ascii="Avenir Next" w:hAnsi="Avenir Next" w:cs="Avenir Next" w:eastAsia="Avenir Next"/>
                       <w:b/>
                       <w:color w:val="003A70"/>
+                      <w:sz w:val="22"/>
+                      <w:szCs w:val="19"/>
+                    </w:rPr>
+                    <w:t xml:space="preserve">C</w:t>
+                  </w:r>
+                  <w:r>
+                    <w:rPr>
+                      <w:rFonts w:ascii="Avenir Next" w:hAnsi="Avenir Next" w:cs="Avenir Next" w:eastAsia="Avenir Next"/>
+                      <w:color w:val="1A1A1A"/>
                       <w:sz w:val="19"/>
                       <w:szCs w:val="19"/>
                     </w:rPr>
-                    <w:t xml:space="preserve">C</w:t>
-                  </w:r>
-                  <w:r>
-                    <w:rPr>
-                      <w:rFonts w:ascii="Avenir Next" w:hAnsi="Avenir Next" w:cs="Avenir Next" w:eastAsia="Avenir Next"/>
-                      <w:color w:val="1A1A1A"/>
-                      <w:sz w:val="19"/>
-                      <w:szCs w:val="19"/>
-                    </w:rPr>
                     <w:tab/>
                   </w:r>
                   <w:r>
                     <w:rPr>
                       <w:rFonts w:ascii="Avenir Next" w:hAnsi="Avenir Next" w:cs="Avenir Next" w:eastAsia="Avenir Next"/>
                       <w:color w:val="1A1A1A"/>
-                      <w:sz w:val="19"/>
+                      <w:sz w:val="22"/>
                       <w:szCs w:val="19"/>
                     </w:rPr>
                     <w:t xml:space="preserve">40</w:t>
@@ -3800,25 +3806,25 @@
                       <w:rFonts w:ascii="Avenir Next" w:hAnsi="Avenir Next" w:cs="Avenir Next" w:eastAsia="Avenir Next"/>
                       <w:b/>
                       <w:color w:val="003A70"/>
+                      <w:sz w:val="22"/>
+                      <w:szCs w:val="19"/>
+                    </w:rPr>
+                    <w:t xml:space="preserve">D</w:t>
+                  </w:r>
+                  <w:r>
+                    <w:rPr>
+                      <w:rFonts w:ascii="Avenir Next" w:hAnsi="Avenir Next" w:cs="Avenir Next" w:eastAsia="Avenir Next"/>
+                      <w:color w:val="1A1A1A"/>
                       <w:sz w:val="19"/>
                       <w:szCs w:val="19"/>
                     </w:rPr>
-                    <w:t xml:space="preserve">D</w:t>
-                  </w:r>
-                  <w:r>
-                    <w:rPr>
-                      <w:rFonts w:ascii="Avenir Next" w:hAnsi="Avenir Next" w:cs="Avenir Next" w:eastAsia="Avenir Next"/>
-                      <w:color w:val="1A1A1A"/>
-                      <w:sz w:val="19"/>
-                      <w:szCs w:val="19"/>
-                    </w:rPr>
                     <w:tab/>
                   </w:r>
                   <w:r>
                     <w:rPr>
                       <w:rFonts w:ascii="Avenir Next" w:hAnsi="Avenir Next" w:cs="Avenir Next" w:eastAsia="Avenir Next"/>
                       <w:color w:val="1A1A1A"/>
-                      <w:sz w:val="19"/>
+                      <w:sz w:val="22"/>
                       <w:szCs w:val="19"/>
                     </w:rPr>
                     <w:t xml:space="preserve">0.004</w:t>
@@ -3829,7 +3835,7 @@
           </w:tbl>
           <w:p>
             <w:pPr>
-              <w:spacing w:before="0" w:after="0" w:line="24" w:lineRule="auto"/>
+              <w:spacing w:before="0" w:after="0" w:line="50" w:lineRule="exact"/>
             </w:pPr>
           </w:p>
         </w:tc>
@@ -3837,12 +3843,12 @@
     </w:tbl>
     <w:p>
       <w:pPr>
-        <w:spacing w:before="0" w:after="0" w:line="20" w:lineRule="exact"/>
+        <w:spacing w:before="0" w:after="0" w:line="50" w:lineRule="exact"/>
       </w:pPr>
     </w:p>
     <w:p>
       <w:pPr>
-        <w:spacing w:before="0" w:after="0" w:line="20" w:lineRule="exact"/>
+        <w:spacing w:before="0" w:after="0" w:line="50" w:lineRule="exact"/>
       </w:pPr>
     </w:p>
     <w:tbl>
@@ -3892,25 +3898,25 @@
                 <w:rFonts w:ascii="Avenir Next" w:hAnsi="Avenir Next" w:cs="Avenir Next" w:eastAsia="Avenir Next"/>
                 <w:b/>
                 <w:color w:val="1A1A1A"/>
+                <w:sz w:val="22"/>
+                <w:szCs w:val="20"/>
+              </w:rPr>
+              <w:t xml:space="preserve">11.</w:t>
+            </w:r>
+            <w:r>
+              <w:rPr>
+                <w:rFonts w:ascii="Avenir Next" w:hAnsi="Avenir Next" w:cs="Avenir Next" w:eastAsia="Avenir Next"/>
+                <w:color w:val="1A1A1A"/>
                 <w:sz w:val="20"/>
                 <w:szCs w:val="20"/>
               </w:rPr>
-              <w:t xml:space="preserve">11.</w:t>
-            </w:r>
-            <w:r>
-              <w:rPr>
-                <w:rFonts w:ascii="Avenir Next" w:hAnsi="Avenir Next" w:cs="Avenir Next" w:eastAsia="Avenir Next"/>
-                <w:color w:val="1A1A1A"/>
-                <w:sz w:val="20"/>
-                <w:szCs w:val="20"/>
-              </w:rPr>
               <w:tab/>
             </w:r>
             <w:r>
               <w:rPr>
                 <w:rFonts w:ascii="Avenir Next" w:hAnsi="Avenir Next" w:cs="Avenir Next" w:eastAsia="Avenir Next"/>
                 <w:color w:val="1A1A1A"/>
-                <w:sz w:val="20"/>
+                <w:sz w:val="22"/>
                 <w:szCs w:val="20"/>
               </w:rPr>
               <w:t xml:space="preserve">Metric conversions all use powers of —</w:t>
@@ -3966,25 +3972,25 @@
                       <w:rFonts w:ascii="Avenir Next" w:hAnsi="Avenir Next" w:cs="Avenir Next" w:eastAsia="Avenir Next"/>
                       <w:b/>
                       <w:color w:val="003A70"/>
+                      <w:sz w:val="22"/>
+                      <w:szCs w:val="19"/>
+                    </w:rPr>
+                    <w:t xml:space="preserve">A</w:t>
+                  </w:r>
+                  <w:r>
+                    <w:rPr>
+                      <w:rFonts w:ascii="Avenir Next" w:hAnsi="Avenir Next" w:cs="Avenir Next" w:eastAsia="Avenir Next"/>
+                      <w:color w:val="1A1A1A"/>
                       <w:sz w:val="19"/>
                       <w:szCs w:val="19"/>
                     </w:rPr>
-                    <w:t xml:space="preserve">A</w:t>
-                  </w:r>
-                  <w:r>
-                    <w:rPr>
-                      <w:rFonts w:ascii="Avenir Next" w:hAnsi="Avenir Next" w:cs="Avenir Next" w:eastAsia="Avenir Next"/>
-                      <w:color w:val="1A1A1A"/>
-                      <w:sz w:val="19"/>
-                      <w:szCs w:val="19"/>
-                    </w:rPr>
                     <w:tab/>
                   </w:r>
                   <w:r>
                     <w:rPr>
                       <w:rFonts w:ascii="Avenir Next" w:hAnsi="Avenir Next" w:cs="Avenir Next" w:eastAsia="Avenir Next"/>
                       <w:color w:val="1A1A1A"/>
-                      <w:sz w:val="19"/>
+                      <w:sz w:val="22"/>
                       <w:szCs w:val="19"/>
                     </w:rPr>
                     <w:t xml:space="preserve">2</w:t>
@@ -4009,25 +4015,25 @@
                       <w:rFonts w:ascii="Avenir Next" w:hAnsi="Avenir Next" w:cs="Avenir Next" w:eastAsia="Avenir Next"/>
                       <w:b/>
                       <w:color w:val="003A70"/>
+                      <w:sz w:val="22"/>
+                      <w:szCs w:val="19"/>
+                    </w:rPr>
+                    <w:t xml:space="preserve">B</w:t>
+                  </w:r>
+                  <w:r>
+                    <w:rPr>
+                      <w:rFonts w:ascii="Avenir Next" w:hAnsi="Avenir Next" w:cs="Avenir Next" w:eastAsia="Avenir Next"/>
+                      <w:color w:val="1A1A1A"/>
                       <w:sz w:val="19"/>
                       <w:szCs w:val="19"/>
                     </w:rPr>
-                    <w:t xml:space="preserve">B</w:t>
-                  </w:r>
-                  <w:r>
-                    <w:rPr>
-                      <w:rFonts w:ascii="Avenir Next" w:hAnsi="Avenir Next" w:cs="Avenir Next" w:eastAsia="Avenir Next"/>
-                      <w:color w:val="1A1A1A"/>
-                      <w:sz w:val="19"/>
-                      <w:szCs w:val="19"/>
-                    </w:rPr>
                     <w:tab/>
                   </w:r>
                   <w:r>
                     <w:rPr>
                       <w:rFonts w:ascii="Avenir Next" w:hAnsi="Avenir Next" w:cs="Avenir Next" w:eastAsia="Avenir Next"/>
                       <w:color w:val="1A1A1A"/>
-                      <w:sz w:val="19"/>
+                      <w:sz w:val="22"/>
                       <w:szCs w:val="19"/>
                     </w:rPr>
                     <w:t xml:space="preserve">5</w:t>
@@ -4052,25 +4058,25 @@
                       <w:rFonts w:ascii="Avenir Next" w:hAnsi="Avenir Next" w:cs="Avenir Next" w:eastAsia="Avenir Next"/>
                       <w:b/>
                       <w:color w:val="003A70"/>
+                      <w:sz w:val="22"/>
+                      <w:szCs w:val="19"/>
+                    </w:rPr>
+                    <w:t xml:space="preserve">C</w:t>
+                  </w:r>
+                  <w:r>
+                    <w:rPr>
+                      <w:rFonts w:ascii="Avenir Next" w:hAnsi="Avenir Next" w:cs="Avenir Next" w:eastAsia="Avenir Next"/>
+                      <w:color w:val="1A1A1A"/>
                       <w:sz w:val="19"/>
                       <w:szCs w:val="19"/>
                     </w:rPr>
-                    <w:t xml:space="preserve">C</w:t>
-                  </w:r>
-                  <w:r>
-                    <w:rPr>
-                      <w:rFonts w:ascii="Avenir Next" w:hAnsi="Avenir Next" w:cs="Avenir Next" w:eastAsia="Avenir Next"/>
-                      <w:color w:val="1A1A1A"/>
-                      <w:sz w:val="19"/>
-                      <w:szCs w:val="19"/>
-                    </w:rPr>
                     <w:tab/>
                   </w:r>
                   <w:r>
                     <w:rPr>
                       <w:rFonts w:ascii="Avenir Next" w:hAnsi="Avenir Next" w:cs="Avenir Next" w:eastAsia="Avenir Next"/>
                       <w:color w:val="1A1A1A"/>
-                      <w:sz w:val="19"/>
+                      <w:sz w:val="22"/>
                       <w:szCs w:val="19"/>
                     </w:rPr>
                     <w:t xml:space="preserve">12</w:t>
@@ -4095,25 +4101,25 @@
                       <w:rFonts w:ascii="Avenir Next" w:hAnsi="Avenir Next" w:cs="Avenir Next" w:eastAsia="Avenir Next"/>
                       <w:b/>
                       <w:color w:val="003A70"/>
+                      <w:sz w:val="22"/>
+                      <w:szCs w:val="19"/>
+                    </w:rPr>
+                    <w:t xml:space="preserve">D</w:t>
+                  </w:r>
+                  <w:r>
+                    <w:rPr>
+                      <w:rFonts w:ascii="Avenir Next" w:hAnsi="Avenir Next" w:cs="Avenir Next" w:eastAsia="Avenir Next"/>
+                      <w:color w:val="1A1A1A"/>
                       <w:sz w:val="19"/>
                       <w:szCs w:val="19"/>
                     </w:rPr>
-                    <w:t xml:space="preserve">D</w:t>
-                  </w:r>
-                  <w:r>
-                    <w:rPr>
-                      <w:rFonts w:ascii="Avenir Next" w:hAnsi="Avenir Next" w:cs="Avenir Next" w:eastAsia="Avenir Next"/>
-                      <w:color w:val="1A1A1A"/>
-                      <w:sz w:val="19"/>
-                      <w:szCs w:val="19"/>
-                    </w:rPr>
                     <w:tab/>
                   </w:r>
                   <w:r>
                     <w:rPr>
                       <w:rFonts w:ascii="Avenir Next" w:hAnsi="Avenir Next" w:cs="Avenir Next" w:eastAsia="Avenir Next"/>
                       <w:color w:val="1A1A1A"/>
-                      <w:sz w:val="19"/>
+                      <w:sz w:val="22"/>
                       <w:szCs w:val="19"/>
                     </w:rPr>
                     <w:t xml:space="preserve">10</w:t>
@@ -4124,7 +4130,7 @@
           </w:tbl>
           <w:p>
             <w:pPr>
-              <w:spacing w:before="0" w:after="0" w:line="24" w:lineRule="auto"/>
+              <w:spacing w:before="0" w:after="0" w:line="50" w:lineRule="exact"/>
             </w:pPr>
           </w:p>
         </w:tc>
@@ -4132,11 +4138,12 @@
     </w:tbl>
     <w:p>
       <w:pPr>
-        <w:spacing w:before="0" w:after="0" w:line="20" w:lineRule="exact"/>
+        <w:spacing w:before="0" w:after="0" w:line="50" w:lineRule="exact"/>
       </w:pPr>
     </w:p>
     <w:p>
       <w:pPr>
+        <w:pStyle w:val="Heading2"/>
         <w:keepNext/>
         <w:pBdr>
           <w:bottom w:val="single" w:sz="8" w:space="3" w:color="003A70"/>
@@ -4152,7 +4159,7 @@
           <w:b/>
           <w:color w:val="003A70"/>
           <w:spacing w:val="14"/>
-          <w:sz w:val="19"/>
+          <w:sz w:val="22"/>
           <w:szCs w:val="19"/>
         </w:rPr>
         <w:t xml:space="preserve">SELF-CHECK CODE</w:t>
@@ -4171,7 +4178,7 @@
           <w:rFonts w:ascii="Avenir Next" w:hAnsi="Avenir Next" w:cs="Avenir Next" w:eastAsia="Avenir Next"/>
           <w:i/>
           <w:color w:val="5A5F66"/>
-          <w:sz w:val="17"/>
+          <w:sz w:val="22"/>
           <w:szCs w:val="17"/>
         </w:rPr>
         <w:t xml:space="preserve">find your answer · copy its letter into that problem’s box · spell a math word</w:t>
@@ -4230,7 +4237,7 @@
                 <w:rFonts w:ascii="Avenir Next" w:hAnsi="Avenir Next" w:cs="Avenir Next" w:eastAsia="Avenir Next"/>
                 <w:b/>
                 <w:color w:val="1A1A1A"/>
-                <w:sz w:val="18"/>
+                <w:sz w:val="22"/>
                 <w:szCs w:val="18"/>
               </w:rPr>
               <w:t xml:space="preserve">3.6</w:t>
@@ -4246,7 +4253,7 @@
                 <w:rFonts w:ascii="Avenir Next" w:hAnsi="Avenir Next" w:cs="Avenir Next" w:eastAsia="Avenir Next"/>
                 <w:b/>
                 <w:color w:val="003A70"/>
-                <w:sz w:val="18"/>
+                <w:sz w:val="22"/>
                 <w:szCs w:val="18"/>
               </w:rPr>
               <w:t xml:space="preserve">L</w:t>
@@ -4269,7 +4276,7 @@
                 <w:rFonts w:ascii="Avenir Next" w:hAnsi="Avenir Next" w:cs="Avenir Next" w:eastAsia="Avenir Next"/>
                 <w:b/>
                 <w:color w:val="1A1A1A"/>
-                <w:sz w:val="18"/>
+                <w:sz w:val="22"/>
                 <w:szCs w:val="18"/>
               </w:rPr>
               <w:t xml:space="preserve">12,750</w:t>
@@ -4285,7 +4292,7 @@
                 <w:rFonts w:ascii="Avenir Next" w:hAnsi="Avenir Next" w:cs="Avenir Next" w:eastAsia="Avenir Next"/>
                 <w:b/>
                 <w:color w:val="003A70"/>
-                <w:sz w:val="18"/>
+                <w:sz w:val="22"/>
                 <w:szCs w:val="18"/>
               </w:rPr>
               <w:t xml:space="preserve">A</w:t>
@@ -4308,7 +4315,7 @@
                 <w:rFonts w:ascii="Avenir Next" w:hAnsi="Avenir Next" w:cs="Avenir Next" w:eastAsia="Avenir Next"/>
                 <w:b/>
                 <w:color w:val="1A1A1A"/>
-                <w:sz w:val="18"/>
+                <w:sz w:val="22"/>
                 <w:szCs w:val="18"/>
               </w:rPr>
               <w:t xml:space="preserve">0.35</w:t>
@@ -4324,7 +4331,7 @@
                 <w:rFonts w:ascii="Avenir Next" w:hAnsi="Avenir Next" w:cs="Avenir Next" w:eastAsia="Avenir Next"/>
                 <w:b/>
                 <w:color w:val="003A70"/>
-                <w:sz w:val="18"/>
+                <w:sz w:val="22"/>
                 <w:szCs w:val="18"/>
               </w:rPr>
               <w:t xml:space="preserve">M</w:t>
@@ -4347,7 +4354,7 @@
                 <w:rFonts w:ascii="Avenir Next" w:hAnsi="Avenir Next" w:cs="Avenir Next" w:eastAsia="Avenir Next"/>
                 <w:b/>
                 <w:color w:val="1A1A1A"/>
-                <w:sz w:val="18"/>
+                <w:sz w:val="22"/>
                 <w:szCs w:val="18"/>
               </w:rPr>
               <w:t xml:space="preserve">245</w:t>
@@ -4363,7 +4370,7 @@
                 <w:rFonts w:ascii="Avenir Next" w:hAnsi="Avenir Next" w:cs="Avenir Next" w:eastAsia="Avenir Next"/>
                 <w:b/>
                 <w:color w:val="003A70"/>
-                <w:sz w:val="18"/>
+                <w:sz w:val="22"/>
                 <w:szCs w:val="18"/>
               </w:rPr>
               <w:t xml:space="preserve">Z</w:t>
@@ -4386,7 +4393,7 @@
                 <w:rFonts w:ascii="Avenir Next" w:hAnsi="Avenir Next" w:cs="Avenir Next" w:eastAsia="Avenir Next"/>
                 <w:b/>
                 <w:color w:val="1A1A1A"/>
-                <w:sz w:val="18"/>
+                <w:sz w:val="22"/>
                 <w:szCs w:val="18"/>
               </w:rPr>
               <w:t xml:space="preserve">1.5</w:t>
@@ -4402,7 +4409,7 @@
                 <w:rFonts w:ascii="Avenir Next" w:hAnsi="Avenir Next" w:cs="Avenir Next" w:eastAsia="Avenir Next"/>
                 <w:b/>
                 <w:color w:val="003A70"/>
-                <w:sz w:val="18"/>
+                <w:sz w:val="22"/>
                 <w:szCs w:val="18"/>
               </w:rPr>
               <w:t xml:space="preserve">D</w:t>
@@ -4425,7 +4432,7 @@
                 <w:rFonts w:ascii="Avenir Next" w:hAnsi="Avenir Next" w:cs="Avenir Next" w:eastAsia="Avenir Next"/>
                 <w:b/>
                 <w:color w:val="1A1A1A"/>
-                <w:sz w:val="18"/>
+                <w:sz w:val="22"/>
                 <w:szCs w:val="18"/>
               </w:rPr>
               <w:t xml:space="preserve">1,275</w:t>
@@ -4441,7 +4448,7 @@
                 <w:rFonts w:ascii="Avenir Next" w:hAnsi="Avenir Next" w:cs="Avenir Next" w:eastAsia="Avenir Next"/>
                 <w:b/>
                 <w:color w:val="003A70"/>
-                <w:sz w:val="18"/>
+                <w:sz w:val="22"/>
                 <w:szCs w:val="18"/>
               </w:rPr>
               <w:t xml:space="preserve">Q</w:t>
@@ -4464,7 +4471,7 @@
                 <w:rFonts w:ascii="Avenir Next" w:hAnsi="Avenir Next" w:cs="Avenir Next" w:eastAsia="Avenir Next"/>
                 <w:b/>
                 <w:color w:val="1A1A1A"/>
-                <w:sz w:val="18"/>
+                <w:sz w:val="22"/>
                 <w:szCs w:val="18"/>
               </w:rPr>
               <w:t xml:space="preserve">1,800</w:t>
@@ -4480,7 +4487,7 @@
                 <w:rFonts w:ascii="Avenir Next" w:hAnsi="Avenir Next" w:cs="Avenir Next" w:eastAsia="Avenir Next"/>
                 <w:b/>
                 <w:color w:val="003A70"/>
-                <w:sz w:val="18"/>
+                <w:sz w:val="22"/>
                 <w:szCs w:val="18"/>
               </w:rPr>
               <w:t xml:space="preserve">I</w:t>
@@ -4503,7 +4510,7 @@
                 <w:rFonts w:ascii="Avenir Next" w:hAnsi="Avenir Next" w:cs="Avenir Next" w:eastAsia="Avenir Next"/>
                 <w:b/>
                 <w:color w:val="1A1A1A"/>
-                <w:sz w:val="18"/>
+                <w:sz w:val="22"/>
                 <w:szCs w:val="18"/>
               </w:rPr>
               <w:t xml:space="preserve">8</w:t>
@@ -4519,7 +4526,7 @@
                 <w:rFonts w:ascii="Avenir Next" w:hAnsi="Avenir Next" w:cs="Avenir Next" w:eastAsia="Avenir Next"/>
                 <w:b/>
                 <w:color w:val="003A70"/>
-                <w:sz w:val="18"/>
+                <w:sz w:val="22"/>
                 <w:szCs w:val="18"/>
               </w:rPr>
               <w:t xml:space="preserve">C</w:t>
@@ -4542,7 +4549,7 @@
                 <w:rFonts w:ascii="Avenir Next" w:hAnsi="Avenir Next" w:cs="Avenir Next" w:eastAsia="Avenir Next"/>
                 <w:b/>
                 <w:color w:val="1A1A1A"/>
-                <w:sz w:val="18"/>
+                <w:sz w:val="22"/>
                 <w:szCs w:val="18"/>
               </w:rPr>
               <w:t xml:space="preserve">35</w:t>
@@ -4558,7 +4565,7 @@
                 <w:rFonts w:ascii="Avenir Next" w:hAnsi="Avenir Next" w:cs="Avenir Next" w:eastAsia="Avenir Next"/>
                 <w:b/>
                 <w:color w:val="003A70"/>
-                <w:sz w:val="18"/>
+                <w:sz w:val="22"/>
                 <w:szCs w:val="18"/>
               </w:rPr>
               <w:t xml:space="preserve">X</w:t>
@@ -4581,7 +4588,7 @@
                 <w:rFonts w:ascii="Avenir Next" w:hAnsi="Avenir Next" w:cs="Avenir Next" w:eastAsia="Avenir Next"/>
                 <w:b/>
                 <w:color w:val="1A1A1A"/>
-                <w:sz w:val="18"/>
+                <w:sz w:val="22"/>
                 <w:szCs w:val="18"/>
               </w:rPr>
               <w:t xml:space="preserve">2.45</w:t>
@@ -4597,7 +4604,7 @@
                 <w:rFonts w:ascii="Avenir Next" w:hAnsi="Avenir Next" w:cs="Avenir Next" w:eastAsia="Avenir Next"/>
                 <w:b/>
                 <w:color w:val="003A70"/>
-                <w:sz w:val="18"/>
+                <w:sz w:val="22"/>
                 <w:szCs w:val="18"/>
               </w:rPr>
               <w:t xml:space="preserve">E</w:t>
@@ -4608,7 +4615,7 @@
     </w:tbl>
     <w:p>
       <w:pPr>
-        <w:spacing w:before="0" w:after="0" w:line="60" w:lineRule="auto"/>
+        <w:spacing w:before="0" w:after="0" w:line="50" w:lineRule="exact"/>
       </w:pPr>
     </w:p>
     <w:tbl>
@@ -4797,7 +4804,7 @@
     </w:tbl>
     <w:p>
       <w:pPr>
-        <w:spacing w:before="0" w:after="0" w:line="40" w:lineRule="auto"/>
+        <w:spacing w:before="0" w:after="0" w:line="50" w:lineRule="exact"/>
       </w:pPr>
     </w:p>
     <w:tbl>
@@ -4839,6 +4846,7 @@
           </w:tcPr>
           <w:p>
             <w:pPr>
+              <w:pStyle w:val="Heading2"/>
               <w:spacing w:before="0" w:after="0" w:line="240" w:lineRule="auto"/>
             </w:pPr>
             <w:r>
@@ -4876,7 +4884,7 @@
               <w:rPr>
                 <w:rFonts w:ascii="Avenir Next" w:hAnsi="Avenir Next" w:cs="Avenir Next" w:eastAsia="Avenir Next"/>
                 <w:color w:val="1A1A1A"/>
-                <w:sz w:val="17"/>
+                <w:sz w:val="22"/>
                 <w:szCs w:val="17"/>
               </w:rPr>
               <w:t xml:space="preserve">  I can do this on my own</w:t>
@@ -4905,7 +4913,7 @@
               <w:rPr>
                 <w:rFonts w:ascii="Avenir Next" w:hAnsi="Avenir Next" w:cs="Avenir Next" w:eastAsia="Avenir Next"/>
                 <w:color w:val="1A1A1A"/>
-                <w:sz w:val="17"/>
+                <w:sz w:val="22"/>
                 <w:szCs w:val="17"/>
               </w:rPr>
               <w:t xml:space="preserve">  I need a little help</w:t>
@@ -4934,7 +4942,7 @@
               <w:rPr>
                 <w:rFonts w:ascii="Avenir Next" w:hAnsi="Avenir Next" w:cs="Avenir Next" w:eastAsia="Avenir Next"/>
                 <w:color w:val="1A1A1A"/>
-                <w:sz w:val="17"/>
+                <w:sz w:val="22"/>
                 <w:szCs w:val="17"/>
               </w:rPr>
               <w:t xml:space="preserve">  I have a question about #</w:t>
@@ -4955,7 +4963,7 @@
     </w:tbl>
     <w:p>
       <w:pPr>
-        <w:spacing w:before="0" w:after="0" w:line="20" w:lineRule="exact"/>
+        <w:spacing w:before="0" w:after="0" w:line="50" w:lineRule="exact"/>
       </w:pPr>
     </w:p>
     <w:sectPr>
@@ -5041,7 +5049,106 @@
               <w:sz w:val="15"/>
               <w:szCs w:val="15"/>
             </w:rPr>
-            <w:t xml:space="preserve">Lesson 3-6  ·  Session 2  ·  Practice Form A</w:t>
+            <w:t xml:space="preserve">3-6 · Page </w:t>
+          </w:r>
+          <w:r>
+            <w:rPr>
+              <w:rFonts w:ascii="Avenir Next" w:hAnsi="Avenir Next" w:cs="Avenir Next" w:eastAsia="Avenir Next"/>
+              <w:color w:val="5A5F66"/>
+              <w:sz w:val="15"/>
+              <w:szCs w:val="15"/>
+            </w:rPr>
+            <w:fldChar w:fldCharType="begin"/>
+          </w:r>
+          <w:r>
+            <w:rPr>
+              <w:rFonts w:ascii="Avenir Next" w:hAnsi="Avenir Next" w:cs="Avenir Next" w:eastAsia="Avenir Next"/>
+              <w:color w:val="5A5F66"/>
+              <w:sz w:val="15"/>
+              <w:szCs w:val="15"/>
+            </w:rPr>
+            <w:instrText xml:space="preserve"> PAGE </w:instrText>
+          </w:r>
+          <w:r>
+            <w:rPr>
+              <w:rFonts w:ascii="Avenir Next" w:hAnsi="Avenir Next" w:cs="Avenir Next" w:eastAsia="Avenir Next"/>
+              <w:color w:val="5A5F66"/>
+              <w:sz w:val="15"/>
+              <w:szCs w:val="15"/>
+            </w:rPr>
+            <w:fldChar w:fldCharType="separate"/>
+          </w:r>
+          <w:r>
+            <w:rPr>
+              <w:rFonts w:ascii="Avenir Next" w:hAnsi="Avenir Next" w:cs="Avenir Next" w:eastAsia="Avenir Next"/>
+              <w:color w:val="5A5F66"/>
+              <w:sz w:val="15"/>
+              <w:szCs w:val="15"/>
+            </w:rPr>
+            <w:t xml:space="preserve">1</w:t>
+          </w:r>
+          <w:r>
+            <w:rPr>
+              <w:rFonts w:ascii="Avenir Next" w:hAnsi="Avenir Next" w:cs="Avenir Next" w:eastAsia="Avenir Next"/>
+              <w:color w:val="5A5F66"/>
+              <w:sz w:val="15"/>
+              <w:szCs w:val="15"/>
+            </w:rPr>
+            <w:fldChar w:fldCharType="end"/>
+          </w:r>
+          <w:r>
+            <w:rPr>
+              <w:rFonts w:ascii="Avenir Next" w:hAnsi="Avenir Next" w:cs="Avenir Next" w:eastAsia="Avenir Next"/>
+              <w:color w:val="5A5F66"/>
+              <w:sz w:val="15"/>
+              <w:szCs w:val="15"/>
+            </w:rPr>
+            <w:t xml:space="preserve"> of </w:t>
+          </w:r>
+          <w:r>
+            <w:rPr>
+              <w:rFonts w:ascii="Avenir Next" w:hAnsi="Avenir Next" w:cs="Avenir Next" w:eastAsia="Avenir Next"/>
+              <w:color w:val="5A5F66"/>
+              <w:sz w:val="15"/>
+              <w:szCs w:val="15"/>
+            </w:rPr>
+            <w:fldChar w:fldCharType="begin"/>
+          </w:r>
+          <w:r>
+            <w:rPr>
+              <w:rFonts w:ascii="Avenir Next" w:hAnsi="Avenir Next" w:cs="Avenir Next" w:eastAsia="Avenir Next"/>
+              <w:color w:val="5A5F66"/>
+              <w:sz w:val="15"/>
+              <w:szCs w:val="15"/>
+            </w:rPr>
+            <w:instrText xml:space="preserve"> NUMPAGES </w:instrText>
+          </w:r>
+          <w:r>
+            <w:rPr>
+              <w:rFonts w:ascii="Avenir Next" w:hAnsi="Avenir Next" w:cs="Avenir Next" w:eastAsia="Avenir Next"/>
+              <w:color w:val="5A5F66"/>
+              <w:sz w:val="15"/>
+              <w:szCs w:val="15"/>
+            </w:rPr>
+            <w:fldChar w:fldCharType="separate"/>
+          </w:r>
+          <w:r>
+            <w:rPr>
+              <w:rFonts w:ascii="Avenir Next" w:hAnsi="Avenir Next" w:cs="Avenir Next" w:eastAsia="Avenir Next"/>
+              <w:color w:val="5A5F66"/>
+              <w:sz w:val="15"/>
+              <w:szCs w:val="15"/>
+            </w:rPr>
+            <w:t xml:space="preserve">1</w:t>
+          </w:r>
+          <w:r>
+            <w:rPr>
+              <w:rFonts w:ascii="Avenir Next" w:hAnsi="Avenir Next" w:cs="Avenir Next" w:eastAsia="Avenir Next"/>
+              <w:color w:val="5A5F66"/>
+              <w:sz w:val="15"/>
+              <w:szCs w:val="15"/>
+            </w:rPr>
+            <w:fldChar w:fldCharType="end"/>
           </w:r>
         </w:p>
       </w:tc>
@@ -5084,5 +5191,23 @@
       </w:tblCellMar>
     </w:tblPr>
   </w:style>
+  <w:style w:type="paragraph" w:styleId="Heading1">
+    <w:name w:val="heading 1"/>
+    <w:basedOn w:val="Normal"/>
+    <w:pPr>
+      <w:outlineLvl w:val="0"/>
+      <w:keepNext w:val="0"/>
+      <w:keepLines w:val="0"/>
+    </w:pPr>
+  </w:style>
+  <w:style w:type="paragraph" w:styleId="Heading2">
+    <w:name w:val="heading 2"/>
+    <w:basedOn w:val="Normal"/>
+    <w:pPr>
+      <w:outlineLvl w:val="1"/>
+      <w:keepNext w:val="0"/>
+      <w:keepLines w:val="0"/>
+    </w:pPr>
+  </w:style>
 </w:styles>
 </file>